--- a/Pacman/Documentation/Report.docx
+++ b/Pacman/Documentation/Report.docx
@@ -190,27 +190,7 @@
           <w:sz w:val="32"/>
           <w:szCs w:val="32"/>
         </w:rPr>
-        <w:t xml:space="preserve">З </w:t>
-      </w:r>
-      <w:proofErr w:type="spellStart"/>
-      <w:r>
-        <w:rPr>
-          <w:b/>
-          <w:bCs/>
-          <w:sz w:val="32"/>
-          <w:szCs w:val="32"/>
-        </w:rPr>
-        <w:t>диспипліни</w:t>
-      </w:r>
-      <w:proofErr w:type="spellEnd"/>
-      <w:r>
-        <w:rPr>
-          <w:b/>
-          <w:bCs/>
-          <w:sz w:val="32"/>
-          <w:szCs w:val="32"/>
-        </w:rPr>
-        <w:t xml:space="preserve"> «</w:t>
+        <w:t>З диспипліни «</w:t>
       </w:r>
       <w:r>
         <w:rPr>
@@ -228,7 +208,6 @@
           <w:bCs/>
           <w:sz w:val="32"/>
           <w:szCs w:val="32"/>
-          <w:lang w:val="ru-RU"/>
         </w:rPr>
         <w:t>/</w:t>
       </w:r>
@@ -309,27 +288,7 @@
           <w:sz w:val="32"/>
           <w:szCs w:val="32"/>
         </w:rPr>
-        <w:t xml:space="preserve">Борисов Нікіта, Борисов Руслан, </w:t>
-      </w:r>
-      <w:proofErr w:type="spellStart"/>
-      <w:r>
-        <w:rPr>
-          <w:b/>
-          <w:bCs/>
-          <w:sz w:val="32"/>
-          <w:szCs w:val="32"/>
-        </w:rPr>
-        <w:t>Тєльной</w:t>
-      </w:r>
-      <w:proofErr w:type="spellEnd"/>
-      <w:r>
-        <w:rPr>
-          <w:b/>
-          <w:bCs/>
-          <w:sz w:val="32"/>
-          <w:szCs w:val="32"/>
-        </w:rPr>
-        <w:t xml:space="preserve"> Данило, Войтенко Іван</w:t>
+        <w:t>Борисов Нікіта, Борисов Руслан, Тєльной Данило, Войтенко Іван</w:t>
       </w:r>
     </w:p>
     <w:p>
@@ -366,7 +325,6 @@
           <w:lang w:val="ru-RU"/>
         </w:rPr>
       </w:pPr>
-      <w:proofErr w:type="spellStart"/>
       <w:r>
         <w:rPr>
           <w:b/>
@@ -385,17 +343,7 @@
           <w:sz w:val="32"/>
           <w:szCs w:val="32"/>
         </w:rPr>
-        <w:t>ія</w:t>
-      </w:r>
-      <w:proofErr w:type="spellEnd"/>
-      <w:r>
-        <w:rPr>
-          <w:b/>
-          <w:bCs/>
-          <w:sz w:val="32"/>
-          <w:szCs w:val="32"/>
-        </w:rPr>
-        <w:t xml:space="preserve"> до проекту</w:t>
+        <w:t>ія до проекту</w:t>
       </w:r>
     </w:p>
     <w:p>
@@ -417,48 +365,23 @@
           <w:sz w:val="28"/>
           <w:szCs w:val="28"/>
         </w:rPr>
-        <w:t xml:space="preserve">ком роботи було складено Гейм-дизайн-документ, в якому описано те, як має виглядати гра, особливості </w:t>
-      </w:r>
-      <w:proofErr w:type="spellStart"/>
-      <w:r>
+        <w:t>ком роботи було складено Гейм-дизайн-документ, в якому описано те, як має виглядати гра, особливості геймлею та логіки</w:t>
+      </w:r>
+    </w:p>
+    <w:p>
+      <w:pPr>
         <w:rPr>
           <w:sz w:val="28"/>
           <w:szCs w:val="28"/>
         </w:rPr>
-        <w:t>геймлею</w:t>
-      </w:r>
-      <w:proofErr w:type="spellEnd"/>
+      </w:pPr>
       <w:r>
         <w:rPr>
           <w:sz w:val="28"/>
           <w:szCs w:val="28"/>
         </w:rPr>
-        <w:t xml:space="preserve"> та логіки</w:t>
-      </w:r>
-    </w:p>
-    <w:p>
-      <w:pPr>
-        <w:rPr>
-          <w:sz w:val="28"/>
-          <w:szCs w:val="28"/>
-        </w:rPr>
-      </w:pPr>
-      <w:r>
-        <w:rPr>
-          <w:sz w:val="28"/>
-          <w:szCs w:val="28"/>
-        </w:rPr>
-        <w:t xml:space="preserve">Також створено діаграми </w:t>
-      </w:r>
-      <w:proofErr w:type="spellStart"/>
-      <w:r>
-        <w:rPr>
-          <w:sz w:val="28"/>
-          <w:szCs w:val="28"/>
-        </w:rPr>
-        <w:t>активностей</w:t>
-      </w:r>
-      <w:proofErr w:type="spellEnd"/>
+        <w:t>Також створено діаграми активностей</w:t>
+      </w:r>
       <w:r>
         <w:rPr>
           <w:sz w:val="28"/>
@@ -675,77 +598,13 @@
           <w:lang w:val="ru-RU"/>
         </w:rPr>
       </w:pPr>
-      <w:proofErr w:type="spellStart"/>
       <w:r>
         <w:rPr>
           <w:sz w:val="28"/>
           <w:szCs w:val="28"/>
           <w:lang w:val="ru-RU"/>
         </w:rPr>
-        <w:t>Документація</w:t>
-      </w:r>
-      <w:proofErr w:type="spellEnd"/>
-      <w:r>
-        <w:rPr>
-          <w:sz w:val="28"/>
-          <w:szCs w:val="28"/>
-          <w:lang w:val="ru-RU"/>
-        </w:rPr>
-        <w:t xml:space="preserve"> та </w:t>
-      </w:r>
-      <w:proofErr w:type="spellStart"/>
-      <w:r>
-        <w:rPr>
-          <w:sz w:val="28"/>
-          <w:szCs w:val="28"/>
-          <w:lang w:val="ru-RU"/>
-        </w:rPr>
-        <w:t>діаграми</w:t>
-      </w:r>
-      <w:proofErr w:type="spellEnd"/>
-      <w:r>
-        <w:rPr>
-          <w:sz w:val="28"/>
-          <w:szCs w:val="28"/>
-          <w:lang w:val="ru-RU"/>
-        </w:rPr>
-        <w:t xml:space="preserve"> </w:t>
-      </w:r>
-      <w:proofErr w:type="spellStart"/>
-      <w:r>
-        <w:rPr>
-          <w:sz w:val="28"/>
-          <w:szCs w:val="28"/>
-          <w:lang w:val="ru-RU"/>
-        </w:rPr>
-        <w:t>зберігаються</w:t>
-      </w:r>
-      <w:proofErr w:type="spellEnd"/>
-      <w:r>
-        <w:rPr>
-          <w:sz w:val="28"/>
-          <w:szCs w:val="28"/>
-          <w:lang w:val="ru-RU"/>
-        </w:rPr>
-        <w:t xml:space="preserve"> в </w:t>
-      </w:r>
-      <w:proofErr w:type="spellStart"/>
-      <w:r>
-        <w:rPr>
-          <w:sz w:val="28"/>
-          <w:szCs w:val="28"/>
-          <w:lang w:val="ru-RU"/>
-        </w:rPr>
-        <w:t>папці</w:t>
-      </w:r>
-      <w:proofErr w:type="spellEnd"/>
-      <w:r>
-        <w:rPr>
-          <w:sz w:val="28"/>
-          <w:szCs w:val="28"/>
-          <w:lang w:val="ru-RU"/>
-        </w:rPr>
-        <w:t xml:space="preserve"> проекту</w:t>
+        <w:t>Документація та діаграми зберігаються в папці проекту</w:t>
       </w:r>
       <w:r>
         <w:rPr>
@@ -812,94 +671,21 @@
         </w:rPr>
         <w:t>орган</w:t>
       </w:r>
-      <w:proofErr w:type="spellStart"/>
-      <w:r>
-        <w:rPr>
-          <w:sz w:val="32"/>
-          <w:szCs w:val="32"/>
-        </w:rPr>
-        <w:t>ізації</w:t>
-      </w:r>
-      <w:proofErr w:type="spellEnd"/>
-      <w:r>
-        <w:rPr>
-          <w:sz w:val="32"/>
-          <w:szCs w:val="32"/>
-        </w:rPr>
-        <w:t>,</w:t>
-      </w:r>
-      <w:r>
-        <w:rPr>
-          <w:sz w:val="32"/>
-          <w:szCs w:val="32"/>
-          <w:lang w:val="ru-RU"/>
-        </w:rPr>
-        <w:t xml:space="preserve"> </w:t>
-      </w:r>
-      <w:proofErr w:type="spellStart"/>
-      <w:r>
-        <w:rPr>
-          <w:sz w:val="32"/>
-          <w:szCs w:val="32"/>
-          <w:lang w:val="ru-RU"/>
-        </w:rPr>
-        <w:t>планування</w:t>
-      </w:r>
-      <w:proofErr w:type="spellEnd"/>
-      <w:r>
-        <w:rPr>
-          <w:sz w:val="32"/>
-          <w:szCs w:val="32"/>
-          <w:lang w:val="ru-RU"/>
-        </w:rPr>
-        <w:t xml:space="preserve"> та </w:t>
-      </w:r>
-      <w:proofErr w:type="spellStart"/>
-      <w:r>
-        <w:rPr>
-          <w:sz w:val="32"/>
-          <w:szCs w:val="32"/>
-          <w:lang w:val="ru-RU"/>
-        </w:rPr>
-        <w:t>розподілу</w:t>
-      </w:r>
-      <w:proofErr w:type="spellEnd"/>
-      <w:r>
-        <w:rPr>
-          <w:sz w:val="32"/>
-          <w:szCs w:val="32"/>
-          <w:lang w:val="ru-RU"/>
-        </w:rPr>
-        <w:t xml:space="preserve"> задач </w:t>
-      </w:r>
-      <w:proofErr w:type="spellStart"/>
-      <w:r>
-        <w:rPr>
-          <w:sz w:val="32"/>
-          <w:szCs w:val="32"/>
-          <w:lang w:val="ru-RU"/>
-        </w:rPr>
-        <w:t>серед</w:t>
-      </w:r>
-      <w:proofErr w:type="spellEnd"/>
-      <w:r>
-        <w:rPr>
-          <w:sz w:val="32"/>
-          <w:szCs w:val="32"/>
-          <w:lang w:val="ru-RU"/>
-        </w:rPr>
-        <w:t xml:space="preserve"> </w:t>
-      </w:r>
-      <w:proofErr w:type="spellStart"/>
-      <w:r>
-        <w:rPr>
-          <w:sz w:val="32"/>
-          <w:szCs w:val="32"/>
-          <w:lang w:val="ru-RU"/>
-        </w:rPr>
-        <w:t>учасниками</w:t>
-      </w:r>
-      <w:proofErr w:type="spellEnd"/>
+      <w:r>
+        <w:rPr>
+          <w:sz w:val="32"/>
+          <w:szCs w:val="32"/>
+        </w:rPr>
+        <w:t>ізації,</w:t>
+      </w:r>
+      <w:r>
+        <w:rPr>
+          <w:sz w:val="32"/>
+          <w:szCs w:val="32"/>
+          <w:lang w:val="ru-RU"/>
+        </w:rPr>
+        <w:t xml:space="preserve"> планування та розподілу задач серед учасниками</w:t>
+      </w:r>
       <w:r>
         <w:rPr>
           <w:sz w:val="32"/>
@@ -945,43 +731,7 @@
           <w:szCs w:val="32"/>
           <w:lang w:val="ru-RU"/>
         </w:rPr>
-        <w:t xml:space="preserve"> </w:t>
-      </w:r>
-      <w:proofErr w:type="spellStart"/>
-      <w:r>
-        <w:rPr>
-          <w:sz w:val="32"/>
-          <w:szCs w:val="32"/>
-          <w:lang w:val="ru-RU"/>
-        </w:rPr>
-        <w:t>було</w:t>
-      </w:r>
-      <w:proofErr w:type="spellEnd"/>
-      <w:r>
-        <w:rPr>
-          <w:sz w:val="32"/>
-          <w:szCs w:val="32"/>
-          <w:lang w:val="ru-RU"/>
-        </w:rPr>
-        <w:t xml:space="preserve"> створено </w:t>
-      </w:r>
-      <w:proofErr w:type="spellStart"/>
-      <w:r>
-        <w:rPr>
-          <w:sz w:val="32"/>
-          <w:szCs w:val="32"/>
-          <w:lang w:val="ru-RU"/>
-        </w:rPr>
-        <w:t>дошку</w:t>
-      </w:r>
-      <w:proofErr w:type="spellEnd"/>
-      <w:r>
-        <w:rPr>
-          <w:sz w:val="32"/>
-          <w:szCs w:val="32"/>
-          <w:lang w:val="ru-RU"/>
-        </w:rPr>
-        <w:t xml:space="preserve"> на </w:t>
+        <w:t xml:space="preserve"> було створено дошку на </w:t>
       </w:r>
       <w:r>
         <w:rPr>
@@ -1049,18 +799,16 @@
           <w:lang w:val="ru-RU"/>
         </w:rPr>
         <w:lastRenderedPageBreak/>
-        <w:t xml:space="preserve">Проект </w:t>
-      </w:r>
-      <w:proofErr w:type="spellStart"/>
-      <w:r>
-        <w:rPr>
-          <w:sz w:val="32"/>
-          <w:szCs w:val="32"/>
-          <w:lang w:val="ru-RU"/>
-        </w:rPr>
-        <w:t>було</w:t>
-      </w:r>
-      <w:proofErr w:type="spellEnd"/>
+        <w:t xml:space="preserve">Проект було ствоерно на </w:t>
+      </w:r>
+      <w:r>
+        <w:rPr>
+          <w:sz w:val="32"/>
+          <w:szCs w:val="32"/>
+          <w:lang w:val="en-US"/>
+        </w:rPr>
+        <w:t>Github</w:t>
+      </w:r>
       <w:r>
         <w:rPr>
           <w:sz w:val="32"/>
@@ -1069,34 +817,27 @@
         </w:rPr>
         <w:t xml:space="preserve"> </w:t>
       </w:r>
-      <w:proofErr w:type="spellStart"/>
-      <w:r>
-        <w:rPr>
-          <w:sz w:val="32"/>
-          <w:szCs w:val="32"/>
-          <w:lang w:val="ru-RU"/>
-        </w:rPr>
-        <w:t>ствоерно</w:t>
-      </w:r>
-      <w:proofErr w:type="spellEnd"/>
-      <w:r>
-        <w:rPr>
-          <w:sz w:val="32"/>
-          <w:szCs w:val="32"/>
-          <w:lang w:val="ru-RU"/>
-        </w:rPr>
-        <w:t xml:space="preserve"> на </w:t>
-      </w:r>
-      <w:proofErr w:type="spellStart"/>
-      <w:r>
-        <w:rPr>
-          <w:sz w:val="32"/>
-          <w:szCs w:val="32"/>
-          <w:lang w:val="en-US"/>
-        </w:rPr>
-        <w:t>Github</w:t>
-      </w:r>
-      <w:proofErr w:type="spellEnd"/>
+      <w:r>
+        <w:rPr>
+          <w:sz w:val="32"/>
+          <w:szCs w:val="32"/>
+        </w:rPr>
+        <w:t>для спільної розробки. Для керування версіями всі користувач</w:t>
+      </w:r>
+      <w:r>
+        <w:rPr>
+          <w:sz w:val="32"/>
+          <w:szCs w:val="32"/>
+        </w:rPr>
+        <w:t>і</w:t>
+      </w:r>
+      <w:r>
+        <w:rPr>
+          <w:sz w:val="32"/>
+          <w:szCs w:val="32"/>
+        </w:rPr>
+        <w:t xml:space="preserve"> використовували інструмент</w:t>
+      </w:r>
       <w:r>
         <w:rPr>
           <w:sz w:val="32"/>
@@ -1110,35 +851,6 @@
           <w:sz w:val="32"/>
           <w:szCs w:val="32"/>
         </w:rPr>
-        <w:t>для спільної розробки. Для керування версіями всі користувач</w:t>
-      </w:r>
-      <w:r>
-        <w:rPr>
-          <w:sz w:val="32"/>
-          <w:szCs w:val="32"/>
-        </w:rPr>
-        <w:t>і</w:t>
-      </w:r>
-      <w:r>
-        <w:rPr>
-          <w:sz w:val="32"/>
-          <w:szCs w:val="32"/>
-        </w:rPr>
-        <w:t xml:space="preserve"> використовували інструмент</w:t>
-      </w:r>
-      <w:r>
-        <w:rPr>
-          <w:sz w:val="32"/>
-          <w:szCs w:val="32"/>
-          <w:lang w:val="ru-RU"/>
-        </w:rPr>
-        <w:t xml:space="preserve"> </w:t>
-      </w:r>
-      <w:r>
-        <w:rPr>
-          <w:sz w:val="32"/>
-          <w:szCs w:val="32"/>
-        </w:rPr>
         <w:t xml:space="preserve">для роботи з системою </w:t>
       </w:r>
       <w:r>
@@ -1147,25 +859,7 @@
           <w:szCs w:val="32"/>
           <w:lang w:val="en-US"/>
         </w:rPr>
-        <w:t>Git “</w:t>
-      </w:r>
-      <w:proofErr w:type="spellStart"/>
-      <w:r>
-        <w:rPr>
-          <w:sz w:val="32"/>
-          <w:szCs w:val="32"/>
-          <w:lang w:val="en-US"/>
-        </w:rPr>
-        <w:t>Sourcetree</w:t>
-      </w:r>
-      <w:proofErr w:type="spellEnd"/>
-      <w:r>
-        <w:rPr>
-          <w:sz w:val="32"/>
-          <w:szCs w:val="32"/>
-          <w:lang w:val="en-US"/>
-        </w:rPr>
-        <w:t>”</w:t>
+        <w:t>Git “Sourcetree”</w:t>
       </w:r>
     </w:p>
     <w:p>
@@ -1203,35 +897,23 @@
           <w:lang w:val="ru-RU"/>
         </w:rPr>
       </w:pPr>
-      <w:proofErr w:type="spellStart"/>
-      <w:r>
-        <w:rPr>
-          <w:b/>
-          <w:bCs/>
-          <w:sz w:val="32"/>
-          <w:szCs w:val="32"/>
-          <w:lang w:val="ru-RU"/>
-        </w:rPr>
-        <w:t>Етап</w:t>
-      </w:r>
-      <w:proofErr w:type="spellEnd"/>
-      <w:r>
-        <w:rPr>
-          <w:b/>
-          <w:bCs/>
-          <w:sz w:val="32"/>
-          <w:szCs w:val="32"/>
-          <w:lang w:val="ru-RU"/>
-        </w:rPr>
-        <w:t xml:space="preserve"> 1: Початок проекту</w:t>
-      </w:r>
-    </w:p>
-    <w:p>
-      <w:pPr>
-        <w:rPr>
-          <w:sz w:val="32"/>
-          <w:szCs w:val="32"/>
-          <w:lang w:val="en-US"/>
+      <w:r>
+        <w:rPr>
+          <w:b/>
+          <w:bCs/>
+          <w:sz w:val="32"/>
+          <w:szCs w:val="32"/>
+          <w:lang w:val="ru-RU"/>
+        </w:rPr>
+        <w:t>Етап 1: Початок проекту</w:t>
+      </w:r>
+    </w:p>
+    <w:p>
+      <w:pPr>
+        <w:rPr>
+          <w:sz w:val="32"/>
+          <w:szCs w:val="32"/>
+          <w:lang w:val="ru-RU"/>
         </w:rPr>
       </w:pPr>
       <w:r>
@@ -1241,7 +923,6 @@
         </w:rPr>
         <w:t xml:space="preserve">Гра створюється на основі бібліотеки </w:t>
       </w:r>
-      <w:proofErr w:type="spellStart"/>
       <w:r>
         <w:rPr>
           <w:sz w:val="32"/>
@@ -1250,7 +931,6 @@
         </w:rPr>
         <w:t>pygame</w:t>
       </w:r>
-      <w:proofErr w:type="spellEnd"/>
     </w:p>
     <w:p>
       <w:pPr>
@@ -1279,7 +959,6 @@
           <w:szCs w:val="32"/>
         </w:rPr>
       </w:pPr>
-      <w:proofErr w:type="spellStart"/>
       <w:r>
         <w:rPr>
           <w:sz w:val="32"/>
@@ -1288,7 +967,6 @@
         </w:rPr>
         <w:t>pacman</w:t>
       </w:r>
-      <w:proofErr w:type="spellEnd"/>
       <w:r>
         <w:rPr>
           <w:sz w:val="32"/>
@@ -1296,7 +974,6 @@
         </w:rPr>
         <w:t>.</w:t>
       </w:r>
-      <w:proofErr w:type="spellStart"/>
       <w:r>
         <w:rPr>
           <w:sz w:val="32"/>
@@ -1305,7 +982,6 @@
         </w:rPr>
         <w:t>py</w:t>
       </w:r>
-      <w:proofErr w:type="spellEnd"/>
       <w:r>
         <w:rPr>
           <w:sz w:val="32"/>
@@ -1348,7 +1024,6 @@
         </w:rPr>
         <w:t>.</w:t>
       </w:r>
-      <w:proofErr w:type="spellStart"/>
       <w:r>
         <w:rPr>
           <w:sz w:val="32"/>
@@ -1357,7 +1032,6 @@
         </w:rPr>
         <w:t>py</w:t>
       </w:r>
-      <w:proofErr w:type="spellEnd"/>
       <w:r>
         <w:rPr>
           <w:sz w:val="32"/>
@@ -1393,7 +1067,6 @@
         </w:rPr>
         <w:t>.</w:t>
       </w:r>
-      <w:proofErr w:type="spellStart"/>
       <w:r>
         <w:rPr>
           <w:sz w:val="32"/>
@@ -1402,7 +1075,6 @@
         </w:rPr>
         <w:t>py</w:t>
       </w:r>
-      <w:proofErr w:type="spellEnd"/>
       <w:r>
         <w:rPr>
           <w:sz w:val="32"/>
@@ -1415,23 +1087,7 @@
           <w:sz w:val="32"/>
           <w:szCs w:val="32"/>
         </w:rPr>
-        <w:t xml:space="preserve">файл, </w:t>
-      </w:r>
-      <w:proofErr w:type="spellStart"/>
-      <w:r>
-        <w:rPr>
-          <w:sz w:val="32"/>
-          <w:szCs w:val="32"/>
-        </w:rPr>
-        <w:t>зберігаючий</w:t>
-      </w:r>
-      <w:proofErr w:type="spellEnd"/>
-      <w:r>
-        <w:rPr>
-          <w:sz w:val="32"/>
-          <w:szCs w:val="32"/>
-        </w:rPr>
-        <w:t xml:space="preserve"> розмітку рівнів гри у вигляді масивів</w:t>
+        <w:t>файл, зберігаючий розмітку рівнів гри у вигляді масивів</w:t>
       </w:r>
     </w:p>
     <w:p>
@@ -1462,7 +1118,6 @@
         </w:rPr>
         <w:t>.</w:t>
       </w:r>
-      <w:proofErr w:type="spellStart"/>
       <w:r>
         <w:rPr>
           <w:sz w:val="32"/>
@@ -1471,7 +1126,6 @@
         </w:rPr>
         <w:t>py</w:t>
       </w:r>
-      <w:proofErr w:type="spellEnd"/>
       <w:r>
         <w:rPr>
           <w:sz w:val="32"/>
@@ -1480,34 +1134,14 @@
         </w:rPr>
         <w:t xml:space="preserve">: </w:t>
       </w:r>
-      <w:proofErr w:type="spellStart"/>
-      <w:r>
-        <w:rPr>
-          <w:sz w:val="32"/>
-          <w:szCs w:val="32"/>
-          <w:lang w:val="ru-RU"/>
-        </w:rPr>
-        <w:t>обробляє</w:t>
-      </w:r>
-      <w:proofErr w:type="spellEnd"/>
-      <w:r>
-        <w:rPr>
-          <w:sz w:val="32"/>
-          <w:szCs w:val="32"/>
-          <w:lang w:val="ru-RU"/>
-        </w:rPr>
-        <w:t xml:space="preserve"> головне меню </w:t>
-      </w:r>
-      <w:proofErr w:type="spellStart"/>
-      <w:r>
-        <w:rPr>
-          <w:sz w:val="32"/>
-          <w:szCs w:val="32"/>
-          <w:lang w:val="ru-RU"/>
-        </w:rPr>
-        <w:t>гри</w:t>
-      </w:r>
-      <w:proofErr w:type="spellEnd"/>
+      <w:r>
+        <w:rPr>
+          <w:sz w:val="32"/>
+          <w:szCs w:val="32"/>
+          <w:lang w:val="ru-RU"/>
+        </w:rPr>
+        <w:t>обробляє головне меню гри</w:t>
+      </w:r>
     </w:p>
     <w:p>
       <w:pPr>
@@ -1551,7 +1185,6 @@
         </w:rPr>
         <w:t>.</w:t>
       </w:r>
-      <w:proofErr w:type="spellStart"/>
       <w:r>
         <w:rPr>
           <w:sz w:val="32"/>
@@ -1560,7 +1193,6 @@
         </w:rPr>
         <w:t>py</w:t>
       </w:r>
-      <w:proofErr w:type="spellEnd"/>
       <w:r>
         <w:rPr>
           <w:sz w:val="32"/>
@@ -1633,34 +1265,14 @@
         </w:rPr>
         <w:t xml:space="preserve">, </w:t>
       </w:r>
-      <w:proofErr w:type="spellStart"/>
-      <w:r>
-        <w:rPr>
-          <w:sz w:val="32"/>
-          <w:szCs w:val="32"/>
-          <w:lang w:val="ru-RU"/>
-        </w:rPr>
-        <w:t>який</w:t>
-      </w:r>
-      <w:proofErr w:type="spellEnd"/>
-      <w:r>
-        <w:rPr>
-          <w:sz w:val="32"/>
-          <w:szCs w:val="32"/>
-          <w:lang w:val="ru-RU"/>
-        </w:rPr>
-        <w:t xml:space="preserve"> </w:t>
-      </w:r>
-      <w:proofErr w:type="spellStart"/>
-      <w:r>
-        <w:rPr>
-          <w:sz w:val="32"/>
-          <w:szCs w:val="32"/>
-          <w:lang w:val="ru-RU"/>
-        </w:rPr>
-        <w:t>керу</w:t>
-      </w:r>
-      <w:proofErr w:type="spellEnd"/>
+      <w:r>
+        <w:rPr>
+          <w:sz w:val="32"/>
+          <w:szCs w:val="32"/>
+          <w:lang w:val="ru-RU"/>
+        </w:rPr>
+        <w:t>який керу</w:t>
+      </w:r>
       <w:r>
         <w:rPr>
           <w:sz w:val="32"/>
@@ -1681,52 +1293,22 @@
           <w:szCs w:val="32"/>
         </w:rPr>
       </w:pPr>
-      <w:proofErr w:type="spellStart"/>
-      <w:r>
-        <w:rPr>
-          <w:sz w:val="32"/>
-          <w:szCs w:val="32"/>
-          <w:lang w:val="en-US"/>
-        </w:rPr>
-        <w:t>run_game</w:t>
-      </w:r>
-      <w:proofErr w:type="spellEnd"/>
-      <w:r>
-        <w:rPr>
-          <w:sz w:val="32"/>
-          <w:szCs w:val="32"/>
-          <w:lang w:val="en-US"/>
-        </w:rPr>
-        <w:t xml:space="preserve">(): </w:t>
-      </w:r>
-      <w:proofErr w:type="spellStart"/>
-      <w:r>
-        <w:rPr>
-          <w:sz w:val="32"/>
-          <w:szCs w:val="32"/>
-          <w:lang w:val="ru-RU"/>
-        </w:rPr>
-        <w:t>основний</w:t>
-      </w:r>
-      <w:proofErr w:type="spellEnd"/>
-      <w:r>
-        <w:rPr>
-          <w:sz w:val="32"/>
-          <w:szCs w:val="32"/>
-          <w:lang w:val="ru-RU"/>
-        </w:rPr>
-        <w:t xml:space="preserve"> цикл </w:t>
-      </w:r>
-      <w:proofErr w:type="spellStart"/>
-      <w:r>
-        <w:rPr>
-          <w:sz w:val="32"/>
-          <w:szCs w:val="32"/>
-          <w:lang w:val="ru-RU"/>
-        </w:rPr>
-        <w:t>гри</w:t>
-      </w:r>
-      <w:proofErr w:type="spellEnd"/>
+      <w:r>
+        <w:rPr>
+          <w:sz w:val="32"/>
+          <w:szCs w:val="32"/>
+          <w:lang w:val="en-US"/>
+        </w:rPr>
+        <w:t xml:space="preserve">run_game(): </w:t>
+      </w:r>
+      <w:r>
+        <w:rPr>
+          <w:sz w:val="32"/>
+          <w:szCs w:val="32"/>
+          <w:lang w:val="ru-RU"/>
+        </w:rPr>
+        <w:t>основний цикл гри</w:t>
+      </w:r>
     </w:p>
     <w:p>
       <w:pPr>
@@ -1806,21 +1388,12 @@
         </w:rPr>
         <w:t>лог</w:t>
       </w:r>
-      <w:proofErr w:type="spellStart"/>
-      <w:r>
-        <w:rPr>
-          <w:sz w:val="32"/>
-          <w:szCs w:val="32"/>
-        </w:rPr>
-        <w:t>іка</w:t>
-      </w:r>
-      <w:proofErr w:type="spellEnd"/>
-      <w:r>
-        <w:rPr>
-          <w:sz w:val="32"/>
-          <w:szCs w:val="32"/>
-        </w:rPr>
-        <w:t xml:space="preserve"> оновлення стану гри</w:t>
+      <w:r>
+        <w:rPr>
+          <w:sz w:val="32"/>
+          <w:szCs w:val="32"/>
+        </w:rPr>
+        <w:t>іка оновлення стану гри</w:t>
       </w:r>
     </w:p>
     <w:p>
@@ -1953,6 +1526,7 @@
       </w:pPr>
       <w:r>
         <w:rPr>
+          <w:noProof/>
           <w:sz w:val="32"/>
           <w:szCs w:val="32"/>
         </w:rPr>
@@ -1999,86 +1573,154 @@
         <w:rPr>
           <w:sz w:val="32"/>
           <w:szCs w:val="32"/>
-        </w:rPr>
-      </w:pPr>
-      <w:proofErr w:type="spellStart"/>
-      <w:r>
-        <w:rPr>
-          <w:sz w:val="32"/>
-          <w:szCs w:val="32"/>
-          <w:lang w:val="ru-RU"/>
-        </w:rPr>
-        <w:t>Значення</w:t>
-      </w:r>
-      <w:proofErr w:type="spellEnd"/>
-      <w:r>
-        <w:rPr>
-          <w:sz w:val="32"/>
-          <w:szCs w:val="32"/>
-          <w:lang w:val="ru-RU"/>
-        </w:rPr>
-        <w:t xml:space="preserve"> задаю</w:t>
-      </w:r>
-      <w:proofErr w:type="spellStart"/>
-      <w:r>
-        <w:rPr>
-          <w:sz w:val="32"/>
-          <w:szCs w:val="32"/>
-        </w:rPr>
-        <w:t>ть</w:t>
-      </w:r>
-      <w:proofErr w:type="spellEnd"/>
-      <w:r>
-        <w:rPr>
-          <w:sz w:val="32"/>
-          <w:szCs w:val="32"/>
-        </w:rPr>
-        <w:t xml:space="preserve"> розміщення об’єктів на рівні, де:</w:t>
-      </w:r>
-    </w:p>
-    <w:p>
-      <w:pPr>
-        <w:rPr>
-          <w:sz w:val="32"/>
-          <w:szCs w:val="32"/>
-        </w:rPr>
-      </w:pPr>
-      <w:r>
-        <w:rPr>
-          <w:sz w:val="32"/>
-          <w:szCs w:val="32"/>
-        </w:rPr>
-        <w:t xml:space="preserve">0 – </w:t>
-      </w:r>
-      <w:proofErr w:type="spellStart"/>
-      <w:r>
-        <w:rPr>
-          <w:sz w:val="32"/>
-          <w:szCs w:val="32"/>
-        </w:rPr>
-        <w:t>порожне</w:t>
-      </w:r>
-      <w:proofErr w:type="spellEnd"/>
-      <w:r>
-        <w:rPr>
-          <w:sz w:val="32"/>
-          <w:szCs w:val="32"/>
-        </w:rPr>
-        <w:t xml:space="preserve"> поле</w:t>
-      </w:r>
-    </w:p>
-    <w:p>
-      <w:pPr>
-        <w:rPr>
-          <w:sz w:val="32"/>
-          <w:szCs w:val="32"/>
-        </w:rPr>
-      </w:pPr>
-      <w:r>
-        <w:rPr>
-          <w:sz w:val="32"/>
-          <w:szCs w:val="32"/>
-        </w:rPr>
+          <w:lang w:val="en-US"/>
+        </w:rPr>
+      </w:pPr>
+      <w:r>
+        <w:rPr>
+          <w:sz w:val="32"/>
+          <w:szCs w:val="32"/>
+        </w:rPr>
+        <w:drawing>
+          <wp:inline distT="0" distB="0" distL="0" distR="0" wp14:anchorId="5C0C4A85" wp14:editId="21BBA1F0">
+            <wp:extent cx="2589580" cy="2812751"/>
+            <wp:effectExtent l="0" t="0" r="1270" b="6985"/>
+            <wp:docPr id="4" name="Picture 4"/>
+            <wp:cNvGraphicFramePr>
+              <a:graphicFrameLocks xmlns:a="http://schemas.openxmlformats.org/drawingml/2006/main" noChangeAspect="1"/>
+            </wp:cNvGraphicFramePr>
+            <a:graphic xmlns:a="http://schemas.openxmlformats.org/drawingml/2006/main">
+              <a:graphicData uri="http://schemas.openxmlformats.org/drawingml/2006/picture">
+                <pic:pic xmlns:pic="http://schemas.openxmlformats.org/drawingml/2006/picture">
+                  <pic:nvPicPr>
+                    <pic:cNvPr id="1" name=""/>
+                    <pic:cNvPicPr/>
+                  </pic:nvPicPr>
+                  <pic:blipFill>
+                    <a:blip r:embed="rId9"/>
+                    <a:stretch>
+                      <a:fillRect/>
+                    </a:stretch>
+                  </pic:blipFill>
+                  <pic:spPr>
+                    <a:xfrm>
+                      <a:off x="0" y="0"/>
+                      <a:ext cx="2598146" cy="2822055"/>
+                    </a:xfrm>
+                    <a:prstGeom prst="rect">
+                      <a:avLst/>
+                    </a:prstGeom>
+                  </pic:spPr>
+                </pic:pic>
+              </a:graphicData>
+            </a:graphic>
+          </wp:inline>
+        </w:drawing>
+      </w:r>
+      <w:r>
+        <w:rPr>
+          <w:sz w:val="32"/>
+          <w:szCs w:val="32"/>
+          <w:lang w:val="en-US"/>
+        </w:rPr>
+        <w:t xml:space="preserve"> </w:t>
+      </w:r>
+      <w:r>
+        <w:rPr>
+          <w:sz w:val="32"/>
+          <w:szCs w:val="32"/>
+          <w:lang w:val="en-US"/>
+        </w:rPr>
+        <w:drawing>
+          <wp:inline distT="0" distB="0" distL="0" distR="0" wp14:anchorId="15C658E7" wp14:editId="0C727DF7">
+            <wp:extent cx="2618841" cy="2834804"/>
+            <wp:effectExtent l="0" t="0" r="0" b="3810"/>
+            <wp:docPr id="5" name="Picture 5"/>
+            <wp:cNvGraphicFramePr>
+              <a:graphicFrameLocks xmlns:a="http://schemas.openxmlformats.org/drawingml/2006/main" noChangeAspect="1"/>
+            </wp:cNvGraphicFramePr>
+            <a:graphic xmlns:a="http://schemas.openxmlformats.org/drawingml/2006/main">
+              <a:graphicData uri="http://schemas.openxmlformats.org/drawingml/2006/picture">
+                <pic:pic xmlns:pic="http://schemas.openxmlformats.org/drawingml/2006/picture">
+                  <pic:nvPicPr>
+                    <pic:cNvPr id="1" name=""/>
+                    <pic:cNvPicPr/>
+                  </pic:nvPicPr>
+                  <pic:blipFill>
+                    <a:blip r:embed="rId10"/>
+                    <a:stretch>
+                      <a:fillRect/>
+                    </a:stretch>
+                  </pic:blipFill>
+                  <pic:spPr>
+                    <a:xfrm>
+                      <a:off x="0" y="0"/>
+                      <a:ext cx="2636165" cy="2853557"/>
+                    </a:xfrm>
+                    <a:prstGeom prst="rect">
+                      <a:avLst/>
+                    </a:prstGeom>
+                  </pic:spPr>
+                </pic:pic>
+              </a:graphicData>
+            </a:graphic>
+          </wp:inline>
+        </w:drawing>
+      </w:r>
+      <w:bookmarkStart w:id="0" w:name="_GoBack"/>
+      <w:bookmarkEnd w:id="0"/>
+    </w:p>
+    <w:p>
+      <w:pPr>
+        <w:rPr>
+          <w:sz w:val="32"/>
+          <w:szCs w:val="32"/>
+        </w:rPr>
+      </w:pPr>
+      <w:r>
+        <w:rPr>
+          <w:sz w:val="32"/>
+          <w:szCs w:val="32"/>
+          <w:lang w:val="ru-RU"/>
+        </w:rPr>
+        <w:t>Значення задаю</w:t>
+      </w:r>
+      <w:r>
+        <w:rPr>
+          <w:sz w:val="32"/>
+          <w:szCs w:val="32"/>
+        </w:rPr>
+        <w:t>ть розміщення об’єктів на рівні, де:</w:t>
+      </w:r>
+    </w:p>
+    <w:p>
+      <w:pPr>
+        <w:rPr>
+          <w:sz w:val="32"/>
+          <w:szCs w:val="32"/>
+        </w:rPr>
+      </w:pPr>
+      <w:r>
+        <w:rPr>
+          <w:sz w:val="32"/>
+          <w:szCs w:val="32"/>
+        </w:rPr>
+        <w:t>0 – порожне поле</w:t>
+      </w:r>
+    </w:p>
+    <w:p>
+      <w:pPr>
+        <w:rPr>
+          <w:sz w:val="32"/>
+          <w:szCs w:val="32"/>
+        </w:rPr>
+      </w:pPr>
+      <w:r>
+        <w:rPr>
+          <w:sz w:val="32"/>
+          <w:szCs w:val="32"/>
+        </w:rPr>
+        <w:lastRenderedPageBreak/>
         <w:t>1 – їжа</w:t>
       </w:r>
     </w:p>
@@ -2181,7 +1823,6 @@
         </w:rPr>
         <w:t xml:space="preserve">Додано клас </w:t>
       </w:r>
-      <w:proofErr w:type="spellStart"/>
       <w:r>
         <w:rPr>
           <w:sz w:val="32"/>
@@ -2190,7 +1831,6 @@
         </w:rPr>
         <w:t>PacMan</w:t>
       </w:r>
-      <w:proofErr w:type="spellEnd"/>
       <w:r>
         <w:rPr>
           <w:sz w:val="32"/>
@@ -2235,7 +1875,6 @@
           <w:sz w:val="32"/>
           <w:szCs w:val="32"/>
         </w:rPr>
-        <w:lastRenderedPageBreak/>
         <w:t xml:space="preserve">Додано обробку клавіші </w:t>
       </w:r>
       <w:r>
@@ -2283,85 +1922,30 @@
           <w:szCs w:val="32"/>
           <w:lang w:val="ru-RU"/>
         </w:rPr>
-        <w:t xml:space="preserve">для </w:t>
-      </w:r>
-      <w:proofErr w:type="spellStart"/>
-      <w:r>
-        <w:rPr>
-          <w:sz w:val="32"/>
-          <w:szCs w:val="32"/>
-          <w:lang w:val="ru-RU"/>
-        </w:rPr>
-        <w:t>повернення</w:t>
-      </w:r>
-      <w:proofErr w:type="spellEnd"/>
-      <w:r>
-        <w:rPr>
-          <w:sz w:val="32"/>
-          <w:szCs w:val="32"/>
-          <w:lang w:val="ru-RU"/>
-        </w:rPr>
-        <w:t xml:space="preserve"> в меню.</w:t>
-      </w:r>
-    </w:p>
-    <w:p>
-      <w:pPr>
-        <w:rPr>
-          <w:sz w:val="32"/>
-          <w:szCs w:val="32"/>
-        </w:rPr>
-      </w:pPr>
-      <w:proofErr w:type="spellStart"/>
-      <w:r>
-        <w:rPr>
-          <w:sz w:val="32"/>
-          <w:szCs w:val="32"/>
-          <w:lang w:val="ru-RU"/>
-        </w:rPr>
-        <w:t>Також</w:t>
-      </w:r>
-      <w:proofErr w:type="spellEnd"/>
-      <w:r>
-        <w:rPr>
-          <w:sz w:val="32"/>
-          <w:szCs w:val="32"/>
-          <w:lang w:val="ru-RU"/>
-        </w:rPr>
-        <w:t xml:space="preserve"> для </w:t>
-      </w:r>
-      <w:proofErr w:type="spellStart"/>
-      <w:r>
-        <w:rPr>
-          <w:sz w:val="32"/>
-          <w:szCs w:val="32"/>
-          <w:lang w:val="ru-RU"/>
-        </w:rPr>
-        <w:t>тестування</w:t>
-      </w:r>
-      <w:proofErr w:type="spellEnd"/>
-      <w:r>
-        <w:rPr>
-          <w:sz w:val="32"/>
-          <w:szCs w:val="32"/>
-          <w:lang w:val="ru-RU"/>
-        </w:rPr>
-        <w:t xml:space="preserve"> на клав</w:t>
-      </w:r>
-      <w:proofErr w:type="spellStart"/>
-      <w:r>
-        <w:rPr>
-          <w:sz w:val="32"/>
-          <w:szCs w:val="32"/>
-        </w:rPr>
-        <w:t>ішу</w:t>
-      </w:r>
-      <w:proofErr w:type="spellEnd"/>
-      <w:r>
-        <w:rPr>
-          <w:sz w:val="32"/>
-          <w:szCs w:val="32"/>
-        </w:rPr>
-        <w:t xml:space="preserve"> </w:t>
+        <w:t>для повернення в меню.</w:t>
+      </w:r>
+    </w:p>
+    <w:p>
+      <w:pPr>
+        <w:rPr>
+          <w:sz w:val="32"/>
+          <w:szCs w:val="32"/>
+        </w:rPr>
+      </w:pPr>
+      <w:r>
+        <w:rPr>
+          <w:sz w:val="32"/>
+          <w:szCs w:val="32"/>
+          <w:lang w:val="ru-RU"/>
+        </w:rPr>
+        <w:t>Також для тестування на клав</w:t>
+      </w:r>
+      <w:r>
+        <w:rPr>
+          <w:sz w:val="32"/>
+          <w:szCs w:val="32"/>
+        </w:rPr>
+        <w:t xml:space="preserve">ішу </w:t>
       </w:r>
       <w:r>
         <w:rPr>
@@ -2527,243 +2111,6 @@
                 <pic:pic xmlns:pic="http://schemas.openxmlformats.org/drawingml/2006/picture">
                   <pic:nvPicPr>
                     <pic:cNvPr id="0" name="Picture 5"/>
-                    <pic:cNvPicPr>
-                      <a:picLocks noChangeAspect="1" noChangeArrowheads="1"/>
-                    </pic:cNvPicPr>
-                  </pic:nvPicPr>
-                  <pic:blipFill>
-                    <a:blip r:embed="rId9">
-                      <a:extLst>
-                        <a:ext uri="{28A0092B-C50C-407E-A947-70E740481C1C}">
-                          <a14:useLocalDpi xmlns:a14="http://schemas.microsoft.com/office/drawing/2010/main" val="0"/>
-                        </a:ext>
-                      </a:extLst>
-                    </a:blip>
-                    <a:srcRect/>
-                    <a:stretch>
-                      <a:fillRect/>
-                    </a:stretch>
-                  </pic:blipFill>
-                  <pic:spPr bwMode="auto">
-                    <a:xfrm>
-                      <a:off x="0" y="0"/>
-                      <a:ext cx="285750" cy="285750"/>
-                    </a:xfrm>
-                    <a:prstGeom prst="rect">
-                      <a:avLst/>
-                    </a:prstGeom>
-                    <a:noFill/>
-                    <a:ln>
-                      <a:noFill/>
-                    </a:ln>
-                  </pic:spPr>
-                </pic:pic>
-              </a:graphicData>
-            </a:graphic>
-          </wp:inline>
-        </w:drawing>
-      </w:r>
-      <w:r>
-        <w:rPr>
-          <w:sz w:val="32"/>
-          <w:szCs w:val="32"/>
-          <w:lang w:val="en-US"/>
-        </w:rPr>
-        <w:t>:</w:t>
-      </w:r>
-      <w:r>
-        <w:rPr>
-          <w:sz w:val="32"/>
-          <w:szCs w:val="32"/>
-          <w:lang w:val="en-US"/>
-        </w:rPr>
-        <w:t xml:space="preserve"> </w:t>
-      </w:r>
-      <w:r>
-        <w:rPr>
-          <w:sz w:val="32"/>
-          <w:szCs w:val="32"/>
-        </w:rPr>
-        <w:t>постійно переслідує гравця</w:t>
-      </w:r>
-    </w:p>
-    <w:p>
-      <w:pPr>
-        <w:pStyle w:val="ListParagraph"/>
-        <w:numPr>
-          <w:ilvl w:val="0"/>
-          <w:numId w:val="2"/>
-        </w:numPr>
-        <w:rPr>
-          <w:sz w:val="32"/>
-          <w:szCs w:val="32"/>
-          <w:lang w:val="ru-RU"/>
-        </w:rPr>
-      </w:pPr>
-      <w:r>
-        <w:rPr>
-          <w:sz w:val="32"/>
-          <w:szCs w:val="32"/>
-          <w:lang w:val="en-US"/>
-        </w:rPr>
-        <w:t>Inky</w:t>
-      </w:r>
-      <w:r>
-        <w:rPr>
-          <w:sz w:val="32"/>
-          <w:szCs w:val="32"/>
-        </w:rPr>
-        <w:t xml:space="preserve"> </w:t>
-      </w:r>
-      <w:r>
-        <w:rPr>
-          <w:noProof/>
-          <w:sz w:val="32"/>
-          <w:szCs w:val="32"/>
-        </w:rPr>
-        <w:drawing>
-          <wp:inline distT="0" distB="0" distL="0" distR="0" wp14:anchorId="1CB7F0BD" wp14:editId="5490563B">
-            <wp:extent cx="285750" cy="285750"/>
-            <wp:effectExtent l="0" t="0" r="0" b="0"/>
-            <wp:docPr id="7" name="Picture 7"/>
-            <wp:cNvGraphicFramePr>
-              <a:graphicFrameLocks xmlns:a="http://schemas.openxmlformats.org/drawingml/2006/main" noChangeAspect="1"/>
-            </wp:cNvGraphicFramePr>
-            <a:graphic xmlns:a="http://schemas.openxmlformats.org/drawingml/2006/main">
-              <a:graphicData uri="http://schemas.openxmlformats.org/drawingml/2006/picture">
-                <pic:pic xmlns:pic="http://schemas.openxmlformats.org/drawingml/2006/picture">
-                  <pic:nvPicPr>
-                    <pic:cNvPr id="0" name="Picture 6"/>
-                    <pic:cNvPicPr>
-                      <a:picLocks noChangeAspect="1" noChangeArrowheads="1"/>
-                    </pic:cNvPicPr>
-                  </pic:nvPicPr>
-                  <pic:blipFill>
-                    <a:blip r:embed="rId10">
-                      <a:extLst>
-                        <a:ext uri="{28A0092B-C50C-407E-A947-70E740481C1C}">
-                          <a14:useLocalDpi xmlns:a14="http://schemas.microsoft.com/office/drawing/2010/main" val="0"/>
-                        </a:ext>
-                      </a:extLst>
-                    </a:blip>
-                    <a:srcRect/>
-                    <a:stretch>
-                      <a:fillRect/>
-                    </a:stretch>
-                  </pic:blipFill>
-                  <pic:spPr bwMode="auto">
-                    <a:xfrm>
-                      <a:off x="0" y="0"/>
-                      <a:ext cx="285750" cy="285750"/>
-                    </a:xfrm>
-                    <a:prstGeom prst="rect">
-                      <a:avLst/>
-                    </a:prstGeom>
-                    <a:noFill/>
-                    <a:ln>
-                      <a:noFill/>
-                    </a:ln>
-                  </pic:spPr>
-                </pic:pic>
-              </a:graphicData>
-            </a:graphic>
-          </wp:inline>
-        </w:drawing>
-      </w:r>
-      <w:r>
-        <w:rPr>
-          <w:sz w:val="32"/>
-          <w:szCs w:val="32"/>
-          <w:lang w:val="ru-RU"/>
-        </w:rPr>
-        <w:t xml:space="preserve">: </w:t>
-      </w:r>
-      <w:r>
-        <w:rPr>
-          <w:sz w:val="32"/>
-          <w:szCs w:val="32"/>
-        </w:rPr>
-        <w:t xml:space="preserve">переслідує гравця по осі </w:t>
-      </w:r>
-      <w:r>
-        <w:rPr>
-          <w:sz w:val="32"/>
-          <w:szCs w:val="32"/>
-          <w:lang w:val="en-US"/>
-        </w:rPr>
-        <w:t>Y</w:t>
-      </w:r>
-      <w:r>
-        <w:rPr>
-          <w:sz w:val="32"/>
-          <w:szCs w:val="32"/>
-          <w:lang w:val="ru-RU"/>
-        </w:rPr>
-        <w:t xml:space="preserve">, </w:t>
-      </w:r>
-      <w:r>
-        <w:rPr>
-          <w:sz w:val="32"/>
-          <w:szCs w:val="32"/>
-        </w:rPr>
-        <w:t xml:space="preserve">але намагається перерізати його по осі </w:t>
-      </w:r>
-      <w:r>
-        <w:rPr>
-          <w:sz w:val="32"/>
-          <w:szCs w:val="32"/>
-          <w:lang w:val="en-US"/>
-        </w:rPr>
-        <w:t>X</w:t>
-      </w:r>
-    </w:p>
-    <w:p>
-      <w:pPr>
-        <w:pStyle w:val="ListParagraph"/>
-        <w:numPr>
-          <w:ilvl w:val="0"/>
-          <w:numId w:val="2"/>
-        </w:numPr>
-        <w:rPr>
-          <w:sz w:val="32"/>
-          <w:szCs w:val="32"/>
-          <w:lang w:val="ru-RU"/>
-        </w:rPr>
-      </w:pPr>
-      <w:r>
-        <w:rPr>
-          <w:sz w:val="32"/>
-          <w:szCs w:val="32"/>
-          <w:lang w:val="en-US"/>
-        </w:rPr>
-        <w:t>Pinky</w:t>
-      </w:r>
-      <w:r>
-        <w:rPr>
-          <w:sz w:val="32"/>
-          <w:szCs w:val="32"/>
-        </w:rPr>
-        <w:t xml:space="preserve"> </w:t>
-      </w:r>
-      <w:r>
-        <w:rPr>
-          <w:noProof/>
-          <w:sz w:val="32"/>
-          <w:szCs w:val="32"/>
-        </w:rPr>
-        <w:drawing>
-          <wp:inline distT="0" distB="0" distL="0" distR="0" wp14:anchorId="0120433A" wp14:editId="0996CD7F">
-            <wp:extent cx="285750" cy="285750"/>
-            <wp:effectExtent l="0" t="0" r="0" b="0"/>
-            <wp:docPr id="8" name="Picture 8"/>
-            <wp:cNvGraphicFramePr>
-              <a:graphicFrameLocks xmlns:a="http://schemas.openxmlformats.org/drawingml/2006/main" noChangeAspect="1"/>
-            </wp:cNvGraphicFramePr>
-            <a:graphic xmlns:a="http://schemas.openxmlformats.org/drawingml/2006/main">
-              <a:graphicData uri="http://schemas.openxmlformats.org/drawingml/2006/picture">
-                <pic:pic xmlns:pic="http://schemas.openxmlformats.org/drawingml/2006/picture">
-                  <pic:nvPicPr>
-                    <pic:cNvPr id="0" name="Picture 7"/>
                     <pic:cNvPicPr>
                       <a:picLocks noChangeAspect="1" noChangeArrowheads="1"/>
                     </pic:cNvPicPr>
@@ -2804,33 +2151,24 @@
         <w:rPr>
           <w:sz w:val="32"/>
           <w:szCs w:val="32"/>
-          <w:lang w:val="ru-RU"/>
-        </w:rPr>
-        <w:t xml:space="preserve">: </w:t>
-      </w:r>
-      <w:proofErr w:type="spellStart"/>
-      <w:r>
-        <w:rPr>
-          <w:sz w:val="32"/>
-          <w:szCs w:val="32"/>
-        </w:rPr>
-        <w:t>зворотня</w:t>
-      </w:r>
-      <w:proofErr w:type="spellEnd"/>
-      <w:r>
-        <w:rPr>
-          <w:sz w:val="32"/>
-          <w:szCs w:val="32"/>
-        </w:rPr>
-        <w:t xml:space="preserve"> логіка поведінки </w:t>
-      </w:r>
-      <w:r>
-        <w:rPr>
-          <w:sz w:val="32"/>
-          <w:szCs w:val="32"/>
-          <w:lang w:val="en-US"/>
-        </w:rPr>
-        <w:t>Inky</w:t>
+          <w:lang w:val="en-US"/>
+        </w:rPr>
+        <w:t>:</w:t>
+      </w:r>
+      <w:r>
+        <w:rPr>
+          <w:sz w:val="32"/>
+          <w:szCs w:val="32"/>
+          <w:lang w:val="en-US"/>
+        </w:rPr>
+        <w:t xml:space="preserve"> </w:t>
+      </w:r>
+      <w:r>
+        <w:rPr>
+          <w:sz w:val="32"/>
+          <w:szCs w:val="32"/>
+        </w:rPr>
+        <w:t>постійно переслідує гравця</w:t>
       </w:r>
     </w:p>
     <w:p>
@@ -2852,7 +2190,7 @@
           <w:szCs w:val="32"/>
           <w:lang w:val="en-US"/>
         </w:rPr>
-        <w:t>Clyde</w:t>
+        <w:t>Inky</w:t>
       </w:r>
       <w:r>
         <w:rPr>
@@ -2868,10 +2206,10 @@
           <w:szCs w:val="32"/>
         </w:rPr>
         <w:drawing>
-          <wp:inline distT="0" distB="0" distL="0" distR="0" wp14:anchorId="2C50A591" wp14:editId="6CB61B8B">
+          <wp:inline distT="0" distB="0" distL="0" distR="0" wp14:anchorId="1CB7F0BD" wp14:editId="5490563B">
             <wp:extent cx="285750" cy="285750"/>
             <wp:effectExtent l="0" t="0" r="0" b="0"/>
-            <wp:docPr id="9" name="Picture 9"/>
+            <wp:docPr id="7" name="Picture 7"/>
             <wp:cNvGraphicFramePr>
               <a:graphicFrameLocks xmlns:a="http://schemas.openxmlformats.org/drawingml/2006/main" noChangeAspect="1"/>
             </wp:cNvGraphicFramePr>
@@ -2879,7 +2217,7 @@
               <a:graphicData uri="http://schemas.openxmlformats.org/drawingml/2006/picture">
                 <pic:pic xmlns:pic="http://schemas.openxmlformats.org/drawingml/2006/picture">
                   <pic:nvPicPr>
-                    <pic:cNvPr id="0" name="Picture 8"/>
+                    <pic:cNvPr id="0" name="Picture 6"/>
                     <pic:cNvPicPr>
                       <a:picLocks noChangeAspect="1" noChangeArrowheads="1"/>
                     </pic:cNvPicPr>
@@ -2920,7 +2258,7 @@
         <w:rPr>
           <w:sz w:val="32"/>
           <w:szCs w:val="32"/>
-          <w:lang w:val="en-US"/>
+          <w:lang w:val="ru-RU"/>
         </w:rPr>
         <w:t xml:space="preserve">: </w:t>
       </w:r>
@@ -2929,47 +2267,67 @@
           <w:sz w:val="32"/>
           <w:szCs w:val="32"/>
         </w:rPr>
-        <w:t>імітує випадкову поведінку</w:t>
-      </w:r>
-    </w:p>
-    <w:p>
-      <w:pPr>
-        <w:rPr>
-          <w:sz w:val="32"/>
-          <w:szCs w:val="32"/>
-          <w:lang w:val="ru-RU"/>
-        </w:rPr>
-      </w:pPr>
-    </w:p>
-    <w:p>
-      <w:pPr>
-        <w:rPr>
-          <w:sz w:val="32"/>
-          <w:szCs w:val="32"/>
-        </w:rPr>
-      </w:pPr>
-      <w:r>
-        <w:rPr>
-          <w:sz w:val="32"/>
-          <w:szCs w:val="32"/>
-        </w:rPr>
-        <w:t xml:space="preserve">Усі привиди завдають шкоди </w:t>
-      </w:r>
-      <w:proofErr w:type="spellStart"/>
-      <w:r>
-        <w:rPr>
-          <w:sz w:val="32"/>
-          <w:szCs w:val="32"/>
-        </w:rPr>
-        <w:t>Pacman</w:t>
-      </w:r>
-      <w:proofErr w:type="spellEnd"/>
-      <w:r>
-        <w:rPr>
-          <w:sz w:val="32"/>
-          <w:szCs w:val="32"/>
-        </w:rPr>
-        <w:t xml:space="preserve">. Але при активації посилення змінюють поведінку на час її дії, та тікають від гравця. </w:t>
+        <w:t xml:space="preserve">переслідує гравця по осі </w:t>
+      </w:r>
+      <w:r>
+        <w:rPr>
+          <w:sz w:val="32"/>
+          <w:szCs w:val="32"/>
+          <w:lang w:val="en-US"/>
+        </w:rPr>
+        <w:t>Y</w:t>
+      </w:r>
+      <w:r>
+        <w:rPr>
+          <w:sz w:val="32"/>
+          <w:szCs w:val="32"/>
+          <w:lang w:val="ru-RU"/>
+        </w:rPr>
+        <w:t xml:space="preserve">, </w:t>
+      </w:r>
+      <w:r>
+        <w:rPr>
+          <w:sz w:val="32"/>
+          <w:szCs w:val="32"/>
+        </w:rPr>
+        <w:t xml:space="preserve">але намагається перерізати його по осі </w:t>
+      </w:r>
+      <w:r>
+        <w:rPr>
+          <w:sz w:val="32"/>
+          <w:szCs w:val="32"/>
+          <w:lang w:val="en-US"/>
+        </w:rPr>
+        <w:t>X</w:t>
+      </w:r>
+    </w:p>
+    <w:p>
+      <w:pPr>
+        <w:pStyle w:val="ListParagraph"/>
+        <w:numPr>
+          <w:ilvl w:val="0"/>
+          <w:numId w:val="2"/>
+        </w:numPr>
+        <w:rPr>
+          <w:sz w:val="32"/>
+          <w:szCs w:val="32"/>
+          <w:lang w:val="ru-RU"/>
+        </w:rPr>
+      </w:pPr>
+      <w:r>
+        <w:rPr>
+          <w:sz w:val="32"/>
+          <w:szCs w:val="32"/>
+          <w:lang w:val="en-US"/>
+        </w:rPr>
+        <w:t>Pinky</w:t>
+      </w:r>
+      <w:r>
+        <w:rPr>
+          <w:sz w:val="32"/>
+          <w:szCs w:val="32"/>
+        </w:rPr>
+        <w:t xml:space="preserve"> </w:t>
       </w:r>
       <w:r>
         <w:rPr>
@@ -2978,10 +2336,10 @@
           <w:szCs w:val="32"/>
         </w:rPr>
         <w:drawing>
-          <wp:inline distT="0" distB="0" distL="0" distR="0" wp14:anchorId="56A01AAA" wp14:editId="2C35551F">
+          <wp:inline distT="0" distB="0" distL="0" distR="0" wp14:anchorId="0120433A" wp14:editId="0996CD7F">
             <wp:extent cx="285750" cy="285750"/>
             <wp:effectExtent l="0" t="0" r="0" b="0"/>
-            <wp:docPr id="10" name="Picture 10"/>
+            <wp:docPr id="8" name="Picture 8"/>
             <wp:cNvGraphicFramePr>
               <a:graphicFrameLocks xmlns:a="http://schemas.openxmlformats.org/drawingml/2006/main" noChangeAspect="1"/>
             </wp:cNvGraphicFramePr>
@@ -2989,7 +2347,7 @@
               <a:graphicData uri="http://schemas.openxmlformats.org/drawingml/2006/picture">
                 <pic:pic xmlns:pic="http://schemas.openxmlformats.org/drawingml/2006/picture">
                   <pic:nvPicPr>
-                    <pic:cNvPr id="0" name="Picture 9"/>
+                    <pic:cNvPr id="0" name="Picture 7"/>
                     <pic:cNvPicPr>
                       <a:picLocks noChangeAspect="1" noChangeArrowheads="1"/>
                     </pic:cNvPicPr>
@@ -3026,20 +2384,50 @@
           </wp:inline>
         </w:drawing>
       </w:r>
-    </w:p>
-    <w:p>
-      <w:pPr>
-        <w:rPr>
-          <w:sz w:val="32"/>
-          <w:szCs w:val="32"/>
-        </w:rPr>
-      </w:pPr>
-      <w:r>
-        <w:rPr>
-          <w:sz w:val="32"/>
-          <w:szCs w:val="32"/>
-        </w:rPr>
-        <w:t>Якщо гравець доторкається до «наляканого»</w:t>
+      <w:r>
+        <w:rPr>
+          <w:sz w:val="32"/>
+          <w:szCs w:val="32"/>
+          <w:lang w:val="ru-RU"/>
+        </w:rPr>
+        <w:t xml:space="preserve">: </w:t>
+      </w:r>
+      <w:r>
+        <w:rPr>
+          <w:sz w:val="32"/>
+          <w:szCs w:val="32"/>
+        </w:rPr>
+        <w:t xml:space="preserve">зворотня логіка поведінки </w:t>
+      </w:r>
+      <w:r>
+        <w:rPr>
+          <w:sz w:val="32"/>
+          <w:szCs w:val="32"/>
+          <w:lang w:val="en-US"/>
+        </w:rPr>
+        <w:t>Inky</w:t>
+      </w:r>
+    </w:p>
+    <w:p>
+      <w:pPr>
+        <w:pStyle w:val="ListParagraph"/>
+        <w:numPr>
+          <w:ilvl w:val="0"/>
+          <w:numId w:val="2"/>
+        </w:numPr>
+        <w:rPr>
+          <w:sz w:val="32"/>
+          <w:szCs w:val="32"/>
+          <w:lang w:val="ru-RU"/>
+        </w:rPr>
+      </w:pPr>
+      <w:r>
+        <w:rPr>
+          <w:sz w:val="32"/>
+          <w:szCs w:val="32"/>
+          <w:lang w:val="en-US"/>
+        </w:rPr>
+        <w:t>Clyde</w:t>
       </w:r>
       <w:r>
         <w:rPr>
@@ -3048,22 +2436,6 @@
         </w:rPr>
         <w:t xml:space="preserve"> </w:t>
       </w:r>
-      <w:proofErr w:type="spellStart"/>
-      <w:r>
-        <w:rPr>
-          <w:sz w:val="32"/>
-          <w:szCs w:val="32"/>
-        </w:rPr>
-        <w:t>привида</w:t>
-      </w:r>
-      <w:proofErr w:type="spellEnd"/>
-      <w:r>
-        <w:rPr>
-          <w:sz w:val="32"/>
-          <w:szCs w:val="32"/>
-        </w:rPr>
-        <w:t>, той на деякий час деактивується та повертається в коробку.</w:t>
-      </w:r>
       <w:r>
         <w:rPr>
           <w:noProof/>
@@ -3071,10 +2443,10 @@
           <w:szCs w:val="32"/>
         </w:rPr>
         <w:drawing>
-          <wp:inline distT="0" distB="0" distL="0" distR="0" wp14:anchorId="08491C47" wp14:editId="65148AEA">
+          <wp:inline distT="0" distB="0" distL="0" distR="0" wp14:anchorId="2C50A591" wp14:editId="6CB61B8B">
             <wp:extent cx="285750" cy="285750"/>
             <wp:effectExtent l="0" t="0" r="0" b="0"/>
-            <wp:docPr id="11" name="Picture 11"/>
+            <wp:docPr id="9" name="Picture 9"/>
             <wp:cNvGraphicFramePr>
               <a:graphicFrameLocks xmlns:a="http://schemas.openxmlformats.org/drawingml/2006/main" noChangeAspect="1"/>
             </wp:cNvGraphicFramePr>
@@ -3082,7 +2454,7 @@
               <a:graphicData uri="http://schemas.openxmlformats.org/drawingml/2006/picture">
                 <pic:pic xmlns:pic="http://schemas.openxmlformats.org/drawingml/2006/picture">
                   <pic:nvPicPr>
-                    <pic:cNvPr id="0" name="Picture 10"/>
+                    <pic:cNvPr id="0" name="Picture 8"/>
                     <pic:cNvPicPr>
                       <a:picLocks noChangeAspect="1" noChangeArrowheads="1"/>
                     </pic:cNvPicPr>
@@ -3119,58 +2491,56 @@
           </wp:inline>
         </w:drawing>
       </w:r>
-    </w:p>
-    <w:p>
-      <w:pPr>
-        <w:rPr>
-          <w:b/>
-          <w:bCs/>
-          <w:sz w:val="32"/>
-          <w:szCs w:val="32"/>
-        </w:rPr>
-      </w:pPr>
-      <w:r>
-        <w:rPr>
-          <w:b/>
-          <w:bCs/>
-          <w:sz w:val="32"/>
-          <w:szCs w:val="32"/>
-        </w:rPr>
-        <w:t>Етап 6: Система життів</w:t>
-      </w:r>
-    </w:p>
-    <w:p>
-      <w:pPr>
-        <w:rPr>
-          <w:sz w:val="32"/>
-          <w:szCs w:val="32"/>
-        </w:rPr>
-      </w:pPr>
-      <w:r>
-        <w:rPr>
-          <w:sz w:val="32"/>
-          <w:szCs w:val="32"/>
-        </w:rPr>
-        <w:t>Гравцю надається 3 життя на рівень.</w:t>
-      </w:r>
-    </w:p>
-    <w:p>
-      <w:pPr>
-        <w:rPr>
-          <w:sz w:val="32"/>
-          <w:szCs w:val="32"/>
-        </w:rPr>
-      </w:pPr>
-      <w:r>
-        <w:rPr>
+      <w:r>
+        <w:rPr>
+          <w:sz w:val="32"/>
+          <w:szCs w:val="32"/>
+          <w:lang w:val="en-US"/>
+        </w:rPr>
+        <w:t xml:space="preserve">: </w:t>
+      </w:r>
+      <w:r>
+        <w:rPr>
+          <w:sz w:val="32"/>
+          <w:szCs w:val="32"/>
+        </w:rPr>
+        <w:t>імітує випадкову поведінку</w:t>
+      </w:r>
+    </w:p>
+    <w:p>
+      <w:pPr>
+        <w:rPr>
+          <w:sz w:val="32"/>
+          <w:szCs w:val="32"/>
+          <w:lang w:val="ru-RU"/>
+        </w:rPr>
+      </w:pPr>
+    </w:p>
+    <w:p>
+      <w:pPr>
+        <w:rPr>
+          <w:sz w:val="32"/>
+          <w:szCs w:val="32"/>
+        </w:rPr>
+      </w:pPr>
+      <w:r>
+        <w:rPr>
+          <w:sz w:val="32"/>
+          <w:szCs w:val="32"/>
+        </w:rPr>
+        <w:t xml:space="preserve">Усі привиди завдають шкоди Pacman. Але при активації посилення змінюють поведінку на час її дії, та тікають від гравця. </w:t>
+      </w:r>
+      <w:r>
+        <w:rPr>
+          <w:noProof/>
           <w:sz w:val="32"/>
           <w:szCs w:val="32"/>
         </w:rPr>
         <w:drawing>
-          <wp:inline distT="0" distB="0" distL="0" distR="0" wp14:anchorId="60087C06" wp14:editId="408AE3D9">
-            <wp:extent cx="1181265" cy="514422"/>
+          <wp:inline distT="0" distB="0" distL="0" distR="0" wp14:anchorId="56A01AAA" wp14:editId="2C35551F">
+            <wp:extent cx="285750" cy="285750"/>
             <wp:effectExtent l="0" t="0" r="0" b="0"/>
-            <wp:docPr id="12" name="Picture 12"/>
+            <wp:docPr id="10" name="Picture 10"/>
             <wp:cNvGraphicFramePr>
               <a:graphicFrameLocks xmlns:a="http://schemas.openxmlformats.org/drawingml/2006/main" noChangeAspect="1"/>
             </wp:cNvGraphicFramePr>
@@ -3178,23 +2548,36 @@
               <a:graphicData uri="http://schemas.openxmlformats.org/drawingml/2006/picture">
                 <pic:pic xmlns:pic="http://schemas.openxmlformats.org/drawingml/2006/picture">
                   <pic:nvPicPr>
-                    <pic:cNvPr id="1" name=""/>
-                    <pic:cNvPicPr/>
+                    <pic:cNvPr id="0" name="Picture 9"/>
+                    <pic:cNvPicPr>
+                      <a:picLocks noChangeAspect="1" noChangeArrowheads="1"/>
+                    </pic:cNvPicPr>
                   </pic:nvPicPr>
                   <pic:blipFill>
-                    <a:blip r:embed="rId15"/>
+                    <a:blip r:embed="rId15">
+                      <a:extLst>
+                        <a:ext uri="{28A0092B-C50C-407E-A947-70E740481C1C}">
+                          <a14:useLocalDpi xmlns:a14="http://schemas.microsoft.com/office/drawing/2010/main" val="0"/>
+                        </a:ext>
+                      </a:extLst>
+                    </a:blip>
+                    <a:srcRect/>
                     <a:stretch>
                       <a:fillRect/>
                     </a:stretch>
                   </pic:blipFill>
-                  <pic:spPr>
+                  <pic:spPr bwMode="auto">
                     <a:xfrm>
                       <a:off x="0" y="0"/>
-                      <a:ext cx="1181265" cy="514422"/>
+                      <a:ext cx="285750" cy="285750"/>
                     </a:xfrm>
                     <a:prstGeom prst="rect">
                       <a:avLst/>
                     </a:prstGeom>
+                    <a:noFill/>
+                    <a:ln>
+                      <a:noFill/>
+                    </a:ln>
                   </pic:spPr>
                 </pic:pic>
               </a:graphicData>
@@ -3215,618 +2598,27 @@
           <w:sz w:val="32"/>
           <w:szCs w:val="32"/>
         </w:rPr>
-        <w:t xml:space="preserve">При зіткненні з привидом втрачається одне життя. </w:t>
-      </w:r>
-      <w:r>
-        <w:rPr>
-          <w:sz w:val="32"/>
-          <w:szCs w:val="32"/>
-        </w:rPr>
-        <w:t>Якщо їх кількість понизиться до нуля, гра закінчується поразкою</w:t>
-      </w:r>
-    </w:p>
-    <w:p>
-      <w:pPr>
-        <w:rPr>
-          <w:sz w:val="32"/>
-          <w:szCs w:val="32"/>
-        </w:rPr>
-      </w:pPr>
-      <w:r>
-        <w:rPr>
-          <w:sz w:val="32"/>
-          <w:szCs w:val="32"/>
-        </w:rPr>
-        <w:t xml:space="preserve">Натискання </w:t>
-      </w:r>
-      <w:r>
-        <w:rPr>
-          <w:sz w:val="32"/>
-          <w:szCs w:val="32"/>
-          <w:lang w:val="en-US"/>
-        </w:rPr>
-        <w:t xml:space="preserve">SPACE </w:t>
-      </w:r>
-      <w:r>
-        <w:rPr>
-          <w:sz w:val="32"/>
-          <w:szCs w:val="32"/>
-        </w:rPr>
-        <w:t>перезапускає рівень</w:t>
-      </w:r>
-    </w:p>
-    <w:p>
-      <w:pPr>
-        <w:rPr>
-          <w:b/>
-          <w:bCs/>
-          <w:sz w:val="32"/>
-          <w:szCs w:val="32"/>
-        </w:rPr>
-      </w:pPr>
-      <w:r>
-        <w:rPr>
-          <w:b/>
-          <w:bCs/>
-          <w:sz w:val="32"/>
-          <w:szCs w:val="32"/>
-        </w:rPr>
-        <w:t>Етап 7: Перемога на рівні</w:t>
-      </w:r>
-    </w:p>
-    <w:p>
-      <w:pPr>
-        <w:rPr>
-          <w:sz w:val="32"/>
-          <w:szCs w:val="32"/>
-        </w:rPr>
-      </w:pPr>
-      <w:r>
-        <w:rPr>
-          <w:sz w:val="32"/>
-          <w:szCs w:val="32"/>
-        </w:rPr>
         <w:lastRenderedPageBreak/>
-        <w:t xml:space="preserve">Рівень пройдено, якщо не залишається точок (їжі). Показується екран перемоги та по натисканню </w:t>
-      </w:r>
-      <w:r>
-        <w:rPr>
-          <w:sz w:val="32"/>
-          <w:szCs w:val="32"/>
-          <w:lang w:val="en-US"/>
-        </w:rPr>
-        <w:t xml:space="preserve">SPACE </w:t>
-      </w:r>
-      <w:r>
-        <w:rPr>
-          <w:sz w:val="32"/>
-          <w:szCs w:val="32"/>
-        </w:rPr>
-        <w:t>гравець повертається в головне меню</w:t>
-      </w:r>
-    </w:p>
-    <w:p>
-      <w:pPr>
-        <w:rPr>
-          <w:b/>
-          <w:bCs/>
-          <w:sz w:val="32"/>
-          <w:szCs w:val="32"/>
-        </w:rPr>
-      </w:pPr>
-      <w:r>
-        <w:rPr>
-          <w:b/>
-          <w:bCs/>
-          <w:sz w:val="32"/>
-          <w:szCs w:val="32"/>
-        </w:rPr>
-        <w:t>Етап 8: Система збереження прогресу:</w:t>
-      </w:r>
-    </w:p>
-    <w:p>
-      <w:pPr>
-        <w:rPr>
-          <w:sz w:val="32"/>
-          <w:szCs w:val="32"/>
-          <w:lang w:val="en-US"/>
-        </w:rPr>
-      </w:pPr>
-      <w:r>
-        <w:rPr>
-          <w:sz w:val="32"/>
-          <w:szCs w:val="32"/>
-        </w:rPr>
-        <w:t xml:space="preserve">Прогрес зберігається у </w:t>
-      </w:r>
-      <w:r>
-        <w:rPr>
-          <w:sz w:val="32"/>
-          <w:szCs w:val="32"/>
-          <w:lang w:val="en-US"/>
-        </w:rPr>
-        <w:t>save</w:t>
-      </w:r>
-      <w:r>
-        <w:rPr>
-          <w:sz w:val="32"/>
-          <w:szCs w:val="32"/>
-        </w:rPr>
-        <w:t>.</w:t>
-      </w:r>
-      <w:r>
-        <w:rPr>
-          <w:sz w:val="32"/>
-          <w:szCs w:val="32"/>
-          <w:lang w:val="en-US"/>
-        </w:rPr>
-        <w:t>json</w:t>
-      </w:r>
-      <w:r>
-        <w:rPr>
-          <w:sz w:val="32"/>
-          <w:szCs w:val="32"/>
-        </w:rPr>
-        <w:t xml:space="preserve"> </w:t>
-      </w:r>
-      <w:r>
-        <w:rPr>
-          <w:sz w:val="32"/>
-          <w:szCs w:val="32"/>
-        </w:rPr>
-        <w:t>через м</w:t>
-      </w:r>
-      <w:r>
-        <w:rPr>
-          <w:sz w:val="32"/>
-          <w:szCs w:val="32"/>
-        </w:rPr>
-        <w:t>одуль</w:t>
-      </w:r>
-      <w:r>
-        <w:rPr>
-          <w:sz w:val="32"/>
-          <w:szCs w:val="32"/>
-        </w:rPr>
-        <w:t xml:space="preserve"> </w:t>
-      </w:r>
-      <w:r>
-        <w:rPr>
-          <w:sz w:val="32"/>
-          <w:szCs w:val="32"/>
-          <w:lang w:val="en-US"/>
-        </w:rPr>
-        <w:t>save</w:t>
-      </w:r>
-      <w:r>
-        <w:rPr>
-          <w:sz w:val="32"/>
-          <w:szCs w:val="32"/>
-        </w:rPr>
-        <w:t>_</w:t>
-      </w:r>
-      <w:r>
-        <w:rPr>
-          <w:sz w:val="32"/>
-          <w:szCs w:val="32"/>
-          <w:lang w:val="en-US"/>
-        </w:rPr>
-        <w:t>data</w:t>
-      </w:r>
-      <w:r>
-        <w:rPr>
-          <w:sz w:val="32"/>
-          <w:szCs w:val="32"/>
-        </w:rPr>
-        <w:t>.</w:t>
-      </w:r>
-      <w:proofErr w:type="spellStart"/>
-      <w:r>
-        <w:rPr>
-          <w:sz w:val="32"/>
-          <w:szCs w:val="32"/>
-          <w:lang w:val="en-US"/>
-        </w:rPr>
-        <w:t>py</w:t>
-      </w:r>
-      <w:proofErr w:type="spellEnd"/>
-    </w:p>
-    <w:p>
-      <w:pPr>
-        <w:rPr>
-          <w:sz w:val="32"/>
-          <w:szCs w:val="32"/>
-        </w:rPr>
-      </w:pPr>
-      <w:r>
-        <w:rPr>
-          <w:sz w:val="32"/>
-          <w:szCs w:val="32"/>
-          <w:lang w:val="ru-RU"/>
-        </w:rPr>
-        <w:t>Р</w:t>
-      </w:r>
-      <w:proofErr w:type="spellStart"/>
-      <w:r>
-        <w:rPr>
-          <w:sz w:val="32"/>
-          <w:szCs w:val="32"/>
-        </w:rPr>
-        <w:t>івні</w:t>
-      </w:r>
-      <w:proofErr w:type="spellEnd"/>
-      <w:r>
-        <w:rPr>
-          <w:sz w:val="32"/>
-          <w:szCs w:val="32"/>
-        </w:rPr>
-        <w:t xml:space="preserve"> відкриваються поступово: при першому запуску доступний лише перший рівень, але після перемоги розблокується наступний</w:t>
-      </w:r>
-    </w:p>
-    <w:p>
-      <w:pPr>
-        <w:rPr>
-          <w:sz w:val="32"/>
-          <w:szCs w:val="32"/>
-        </w:rPr>
-      </w:pPr>
-      <w:r>
-        <w:rPr>
-          <w:sz w:val="32"/>
-          <w:szCs w:val="32"/>
-        </w:rPr>
-        <w:t xml:space="preserve">Відбувається автоматичне </w:t>
-      </w:r>
-      <w:proofErr w:type="spellStart"/>
-      <w:r>
-        <w:rPr>
-          <w:sz w:val="32"/>
-          <w:szCs w:val="32"/>
-        </w:rPr>
-        <w:t>підвантаження</w:t>
-      </w:r>
-      <w:proofErr w:type="spellEnd"/>
-      <w:r>
-        <w:rPr>
-          <w:sz w:val="32"/>
-          <w:szCs w:val="32"/>
-        </w:rPr>
-        <w:t xml:space="preserve"> </w:t>
-      </w:r>
-      <w:r>
-        <w:rPr>
-          <w:sz w:val="32"/>
-          <w:szCs w:val="32"/>
-        </w:rPr>
-        <w:t>відкритих рівнів</w:t>
-      </w:r>
-      <w:r>
-        <w:rPr>
-          <w:sz w:val="32"/>
-          <w:szCs w:val="32"/>
-        </w:rPr>
-        <w:t xml:space="preserve"> при запуску.</w:t>
-      </w:r>
-    </w:p>
-    <w:p>
-      <w:pPr>
-        <w:rPr>
-          <w:b/>
-          <w:bCs/>
-          <w:sz w:val="32"/>
-          <w:szCs w:val="32"/>
-        </w:rPr>
-      </w:pPr>
-      <w:r>
-        <w:rPr>
-          <w:b/>
-          <w:bCs/>
-          <w:sz w:val="32"/>
-          <w:szCs w:val="32"/>
-        </w:rPr>
-        <w:t>Етап 9: Головне меню</w:t>
-      </w:r>
-    </w:p>
-    <w:p>
-      <w:pPr>
-        <w:rPr>
-          <w:sz w:val="32"/>
-          <w:szCs w:val="32"/>
-        </w:rPr>
-      </w:pPr>
-      <w:r>
-        <w:rPr>
-          <w:sz w:val="32"/>
-          <w:szCs w:val="32"/>
-        </w:rPr>
-        <w:t xml:space="preserve">Меню реалізовано в окремому файлі. Також в </w:t>
-      </w:r>
-      <w:proofErr w:type="spellStart"/>
-      <w:r>
-        <w:rPr>
-          <w:sz w:val="32"/>
-          <w:szCs w:val="32"/>
-          <w:lang w:val="en-US"/>
-        </w:rPr>
-        <w:t>pacman</w:t>
-      </w:r>
-      <w:proofErr w:type="spellEnd"/>
-      <w:r>
-        <w:rPr>
-          <w:sz w:val="32"/>
-          <w:szCs w:val="32"/>
-          <w:lang w:val="ru-RU"/>
-        </w:rPr>
-        <w:t>.</w:t>
-      </w:r>
-      <w:proofErr w:type="spellStart"/>
-      <w:r>
-        <w:rPr>
-          <w:sz w:val="32"/>
-          <w:szCs w:val="32"/>
-          <w:lang w:val="en-US"/>
-        </w:rPr>
-        <w:t>py</w:t>
-      </w:r>
-      <w:proofErr w:type="spellEnd"/>
-      <w:r>
-        <w:rPr>
-          <w:sz w:val="32"/>
-          <w:szCs w:val="32"/>
-          <w:lang w:val="ru-RU"/>
-        </w:rPr>
-        <w:t xml:space="preserve"> </w:t>
-      </w:r>
-      <w:r>
-        <w:rPr>
-          <w:sz w:val="32"/>
-          <w:szCs w:val="32"/>
-        </w:rPr>
-        <w:t>створено два стани «</w:t>
-      </w:r>
-      <w:r>
-        <w:rPr>
-          <w:sz w:val="32"/>
-          <w:szCs w:val="32"/>
-          <w:lang w:val="en-US"/>
-        </w:rPr>
-        <w:t>menu</w:t>
-      </w:r>
-      <w:r>
-        <w:rPr>
-          <w:sz w:val="32"/>
-          <w:szCs w:val="32"/>
-        </w:rPr>
-        <w:t>»</w:t>
-      </w:r>
-      <w:r>
-        <w:rPr>
-          <w:sz w:val="32"/>
-          <w:szCs w:val="32"/>
-          <w:lang w:val="ru-RU"/>
-        </w:rPr>
-        <w:t xml:space="preserve"> </w:t>
-      </w:r>
-      <w:r>
-        <w:rPr>
-          <w:sz w:val="32"/>
-          <w:szCs w:val="32"/>
-          <w:lang w:val="ru-RU"/>
-        </w:rPr>
-        <w:t>та «</w:t>
-      </w:r>
-      <w:r>
-        <w:rPr>
-          <w:sz w:val="32"/>
-          <w:szCs w:val="32"/>
-          <w:lang w:val="en-US"/>
-        </w:rPr>
-        <w:t>game</w:t>
-      </w:r>
-      <w:r>
-        <w:rPr>
-          <w:sz w:val="32"/>
-          <w:szCs w:val="32"/>
-          <w:lang w:val="ru-RU"/>
-        </w:rPr>
-        <w:t>»</w:t>
-      </w:r>
-      <w:r>
-        <w:rPr>
-          <w:sz w:val="32"/>
-          <w:szCs w:val="32"/>
-          <w:lang w:val="ru-RU"/>
-        </w:rPr>
-        <w:t xml:space="preserve">. </w:t>
-      </w:r>
-      <w:r>
-        <w:rPr>
-          <w:sz w:val="32"/>
-          <w:szCs w:val="32"/>
-          <w:lang w:val="ru-RU"/>
-        </w:rPr>
-        <w:t xml:space="preserve">При </w:t>
-      </w:r>
-      <w:proofErr w:type="spellStart"/>
-      <w:r>
-        <w:rPr>
-          <w:sz w:val="32"/>
-          <w:szCs w:val="32"/>
-          <w:lang w:val="ru-RU"/>
-        </w:rPr>
-        <w:t>першому</w:t>
-      </w:r>
-      <w:proofErr w:type="spellEnd"/>
-      <w:r>
-        <w:rPr>
-          <w:sz w:val="32"/>
-          <w:szCs w:val="32"/>
-          <w:lang w:val="ru-RU"/>
-        </w:rPr>
-        <w:t xml:space="preserve"> запуску </w:t>
-      </w:r>
-      <w:proofErr w:type="spellStart"/>
-      <w:r>
-        <w:rPr>
-          <w:sz w:val="32"/>
-          <w:szCs w:val="32"/>
-          <w:lang w:val="ru-RU"/>
-        </w:rPr>
-        <w:t>гра</w:t>
-      </w:r>
-      <w:proofErr w:type="spellEnd"/>
-      <w:r>
-        <w:rPr>
-          <w:sz w:val="32"/>
-          <w:szCs w:val="32"/>
-          <w:lang w:val="ru-RU"/>
-        </w:rPr>
-        <w:t xml:space="preserve"> переходить в стан головного меню, де </w:t>
-      </w:r>
-      <w:proofErr w:type="spellStart"/>
-      <w:r>
-        <w:rPr>
-          <w:sz w:val="32"/>
-          <w:szCs w:val="32"/>
-          <w:lang w:val="ru-RU"/>
-        </w:rPr>
-        <w:t>гравець</w:t>
-      </w:r>
-      <w:proofErr w:type="spellEnd"/>
-      <w:r>
-        <w:rPr>
-          <w:sz w:val="32"/>
-          <w:szCs w:val="32"/>
-          <w:lang w:val="ru-RU"/>
-        </w:rPr>
-        <w:t xml:space="preserve"> </w:t>
-      </w:r>
-      <w:proofErr w:type="spellStart"/>
-      <w:r>
-        <w:rPr>
-          <w:sz w:val="32"/>
-          <w:szCs w:val="32"/>
-          <w:lang w:val="ru-RU"/>
-        </w:rPr>
-        <w:t>може</w:t>
-      </w:r>
-      <w:proofErr w:type="spellEnd"/>
-      <w:r>
-        <w:rPr>
-          <w:sz w:val="32"/>
-          <w:szCs w:val="32"/>
-          <w:lang w:val="ru-RU"/>
-        </w:rPr>
-        <w:t xml:space="preserve"> обрати р</w:t>
-      </w:r>
-      <w:proofErr w:type="spellStart"/>
-      <w:r>
-        <w:rPr>
-          <w:sz w:val="32"/>
-          <w:szCs w:val="32"/>
-        </w:rPr>
-        <w:t>івень</w:t>
-      </w:r>
-      <w:proofErr w:type="spellEnd"/>
-      <w:r>
-        <w:rPr>
-          <w:sz w:val="32"/>
-          <w:szCs w:val="32"/>
-        </w:rPr>
-        <w:t xml:space="preserve"> та розпочати гру, після чого стан </w:t>
-      </w:r>
-      <w:proofErr w:type="spellStart"/>
-      <w:r>
-        <w:rPr>
-          <w:sz w:val="32"/>
-          <w:szCs w:val="32"/>
-        </w:rPr>
-        <w:t>змінеться</w:t>
-      </w:r>
-      <w:proofErr w:type="spellEnd"/>
-      <w:r>
-        <w:rPr>
-          <w:sz w:val="32"/>
-          <w:szCs w:val="32"/>
-        </w:rPr>
-        <w:t xml:space="preserve"> та активується екран геймплею.</w:t>
-      </w:r>
-    </w:p>
-    <w:p>
-      <w:pPr>
-        <w:rPr>
-          <w:b/>
-          <w:bCs/>
-          <w:sz w:val="32"/>
-          <w:szCs w:val="32"/>
-        </w:rPr>
-      </w:pPr>
-      <w:r>
-        <w:rPr>
-          <w:b/>
-          <w:bCs/>
-          <w:sz w:val="32"/>
-          <w:szCs w:val="32"/>
-        </w:rPr>
-        <w:t>Етап 10: Музика</w:t>
-      </w:r>
-    </w:p>
-    <w:p>
-      <w:pPr>
-        <w:rPr>
-          <w:sz w:val="32"/>
-          <w:szCs w:val="32"/>
-        </w:rPr>
-      </w:pPr>
-      <w:r>
-        <w:rPr>
-          <w:sz w:val="32"/>
-          <w:szCs w:val="32"/>
-        </w:rPr>
-        <w:t>До гри додано дві музичних композиції: для головного меню та для геймплею</w:t>
-      </w:r>
-    </w:p>
-    <w:p>
-      <w:pPr>
-        <w:rPr>
-          <w:sz w:val="32"/>
-          <w:szCs w:val="32"/>
-        </w:rPr>
-      </w:pPr>
-    </w:p>
-    <w:p>
-      <w:pPr>
-        <w:rPr>
-          <w:sz w:val="32"/>
-          <w:szCs w:val="32"/>
-        </w:rPr>
-      </w:pPr>
-      <w:r>
-        <w:rPr>
-          <w:sz w:val="32"/>
-          <w:szCs w:val="32"/>
-        </w:rPr>
-        <w:t>Після тестування та фіксу багів та проблем гра отримує свій фінальний вигляд:</w:t>
-      </w:r>
-    </w:p>
-    <w:p>
-      <w:pPr>
-        <w:rPr>
-          <w:sz w:val="32"/>
-          <w:szCs w:val="32"/>
-        </w:rPr>
-      </w:pPr>
-      <w:r>
-        <w:rPr>
-          <w:sz w:val="32"/>
-          <w:szCs w:val="32"/>
-        </w:rPr>
-        <w:lastRenderedPageBreak/>
+        <w:t>Якщо гравець доторкається до «наляканого»</w:t>
+      </w:r>
+      <w:r>
+        <w:rPr>
+          <w:sz w:val="32"/>
+          <w:szCs w:val="32"/>
+        </w:rPr>
+        <w:t xml:space="preserve"> привида, той на деякий час деактивується та повертається в коробку.</w:t>
+      </w:r>
+      <w:r>
+        <w:rPr>
+          <w:noProof/>
+          <w:sz w:val="32"/>
+          <w:szCs w:val="32"/>
+        </w:rPr>
         <w:drawing>
-          <wp:inline distT="0" distB="0" distL="0" distR="0" wp14:anchorId="2253E311" wp14:editId="565916D6">
-            <wp:extent cx="6152515" cy="6872605"/>
-            <wp:effectExtent l="0" t="0" r="635" b="4445"/>
-            <wp:docPr id="13" name="Picture 13"/>
+          <wp:inline distT="0" distB="0" distL="0" distR="0" wp14:anchorId="08491C47" wp14:editId="65148AEA">
+            <wp:extent cx="285750" cy="285750"/>
+            <wp:effectExtent l="0" t="0" r="0" b="0"/>
+            <wp:docPr id="11" name="Picture 11"/>
             <wp:cNvGraphicFramePr>
               <a:graphicFrameLocks xmlns:a="http://schemas.openxmlformats.org/drawingml/2006/main" noChangeAspect="1"/>
             </wp:cNvGraphicFramePr>
@@ -3834,23 +2626,36 @@
               <a:graphicData uri="http://schemas.openxmlformats.org/drawingml/2006/picture">
                 <pic:pic xmlns:pic="http://schemas.openxmlformats.org/drawingml/2006/picture">
                   <pic:nvPicPr>
-                    <pic:cNvPr id="1" name=""/>
-                    <pic:cNvPicPr/>
+                    <pic:cNvPr id="0" name="Picture 10"/>
+                    <pic:cNvPicPr>
+                      <a:picLocks noChangeAspect="1" noChangeArrowheads="1"/>
+                    </pic:cNvPicPr>
                   </pic:nvPicPr>
                   <pic:blipFill>
-                    <a:blip r:embed="rId16"/>
+                    <a:blip r:embed="rId16">
+                      <a:extLst>
+                        <a:ext uri="{28A0092B-C50C-407E-A947-70E740481C1C}">
+                          <a14:useLocalDpi xmlns:a14="http://schemas.microsoft.com/office/drawing/2010/main" val="0"/>
+                        </a:ext>
+                      </a:extLst>
+                    </a:blip>
+                    <a:srcRect/>
                     <a:stretch>
                       <a:fillRect/>
                     </a:stretch>
                   </pic:blipFill>
-                  <pic:spPr>
+                  <pic:spPr bwMode="auto">
                     <a:xfrm>
                       <a:off x="0" y="0"/>
-                      <a:ext cx="6152515" cy="6872605"/>
+                      <a:ext cx="285750" cy="285750"/>
                     </a:xfrm>
                     <a:prstGeom prst="rect">
                       <a:avLst/>
                     </a:prstGeom>
+                    <a:noFill/>
+                    <a:ln>
+                      <a:noFill/>
+                    </a:ln>
                   </pic:spPr>
                 </pic:pic>
               </a:graphicData>
@@ -3858,23 +2663,59 @@
           </wp:inline>
         </w:drawing>
       </w:r>
+    </w:p>
+    <w:p>
+      <w:pPr>
+        <w:rPr>
+          <w:b/>
+          <w:bCs/>
+          <w:sz w:val="32"/>
+          <w:szCs w:val="32"/>
+        </w:rPr>
+      </w:pPr>
+      <w:r>
+        <w:rPr>
+          <w:b/>
+          <w:bCs/>
+          <w:sz w:val="32"/>
+          <w:szCs w:val="32"/>
+        </w:rPr>
+        <w:t>Етап 6: Система життів</w:t>
+      </w:r>
+    </w:p>
+    <w:p>
+      <w:pPr>
+        <w:rPr>
+          <w:sz w:val="32"/>
+          <w:szCs w:val="32"/>
+        </w:rPr>
+      </w:pPr>
+      <w:r>
+        <w:rPr>
+          <w:sz w:val="32"/>
+          <w:szCs w:val="32"/>
+        </w:rPr>
+        <w:t>Гравцю надається 3 життя на рівень.</w:t>
+      </w:r>
+    </w:p>
+    <w:p>
+      <w:pPr>
+        <w:rPr>
+          <w:sz w:val="32"/>
+          <w:szCs w:val="32"/>
+        </w:rPr>
+      </w:pPr>
       <w:r>
         <w:rPr>
           <w:noProof/>
-        </w:rPr>
-        <w:t xml:space="preserve"> </w:t>
-      </w:r>
-      <w:r>
-        <w:rPr>
-          <w:sz w:val="32"/>
-          <w:szCs w:val="32"/>
-        </w:rPr>
-        <w:lastRenderedPageBreak/>
+          <w:sz w:val="32"/>
+          <w:szCs w:val="32"/>
+        </w:rPr>
         <w:drawing>
-          <wp:inline distT="0" distB="0" distL="0" distR="0" wp14:anchorId="553357CA" wp14:editId="4F592E8B">
-            <wp:extent cx="6152515" cy="6891020"/>
-            <wp:effectExtent l="0" t="0" r="635" b="5080"/>
-            <wp:docPr id="14" name="Picture 14"/>
+          <wp:inline distT="0" distB="0" distL="0" distR="0" wp14:anchorId="60087C06" wp14:editId="408AE3D9">
+            <wp:extent cx="1181265" cy="514422"/>
+            <wp:effectExtent l="0" t="0" r="0" b="0"/>
+            <wp:docPr id="12" name="Picture 12"/>
             <wp:cNvGraphicFramePr>
               <a:graphicFrameLocks xmlns:a="http://schemas.openxmlformats.org/drawingml/2006/main" noChangeAspect="1"/>
             </wp:cNvGraphicFramePr>
@@ -3894,6 +2735,592 @@
                   <pic:spPr>
                     <a:xfrm>
                       <a:off x="0" y="0"/>
+                      <a:ext cx="1181265" cy="514422"/>
+                    </a:xfrm>
+                    <a:prstGeom prst="rect">
+                      <a:avLst/>
+                    </a:prstGeom>
+                  </pic:spPr>
+                </pic:pic>
+              </a:graphicData>
+            </a:graphic>
+          </wp:inline>
+        </w:drawing>
+      </w:r>
+    </w:p>
+    <w:p>
+      <w:pPr>
+        <w:rPr>
+          <w:sz w:val="32"/>
+          <w:szCs w:val="32"/>
+        </w:rPr>
+      </w:pPr>
+      <w:r>
+        <w:rPr>
+          <w:sz w:val="32"/>
+          <w:szCs w:val="32"/>
+        </w:rPr>
+        <w:t xml:space="preserve">При зіткненні з привидом втрачається одне життя. </w:t>
+      </w:r>
+      <w:r>
+        <w:rPr>
+          <w:sz w:val="32"/>
+          <w:szCs w:val="32"/>
+        </w:rPr>
+        <w:t>Якщо їх кількість понизиться до нуля, гра закінчується поразкою</w:t>
+      </w:r>
+    </w:p>
+    <w:p>
+      <w:pPr>
+        <w:rPr>
+          <w:sz w:val="32"/>
+          <w:szCs w:val="32"/>
+        </w:rPr>
+      </w:pPr>
+      <w:r>
+        <w:rPr>
+          <w:sz w:val="32"/>
+          <w:szCs w:val="32"/>
+        </w:rPr>
+        <w:t xml:space="preserve">Натискання </w:t>
+      </w:r>
+      <w:r>
+        <w:rPr>
+          <w:sz w:val="32"/>
+          <w:szCs w:val="32"/>
+          <w:lang w:val="en-US"/>
+        </w:rPr>
+        <w:t>SPACE</w:t>
+      </w:r>
+      <w:r>
+        <w:rPr>
+          <w:sz w:val="32"/>
+          <w:szCs w:val="32"/>
+          <w:lang w:val="ru-RU"/>
+        </w:rPr>
+        <w:t xml:space="preserve"> </w:t>
+      </w:r>
+      <w:r>
+        <w:rPr>
+          <w:sz w:val="32"/>
+          <w:szCs w:val="32"/>
+        </w:rPr>
+        <w:t>перезапускає рівень</w:t>
+      </w:r>
+    </w:p>
+    <w:p>
+      <w:pPr>
+        <w:rPr>
+          <w:b/>
+          <w:bCs/>
+          <w:sz w:val="32"/>
+          <w:szCs w:val="32"/>
+        </w:rPr>
+      </w:pPr>
+      <w:r>
+        <w:rPr>
+          <w:b/>
+          <w:bCs/>
+          <w:sz w:val="32"/>
+          <w:szCs w:val="32"/>
+        </w:rPr>
+        <w:t>Етап 7: Перемога на рівні</w:t>
+      </w:r>
+    </w:p>
+    <w:p>
+      <w:pPr>
+        <w:rPr>
+          <w:sz w:val="32"/>
+          <w:szCs w:val="32"/>
+        </w:rPr>
+      </w:pPr>
+      <w:r>
+        <w:rPr>
+          <w:sz w:val="32"/>
+          <w:szCs w:val="32"/>
+        </w:rPr>
+        <w:t xml:space="preserve">Рівень пройдено, якщо не залишається точок (їжі). Показується екран перемоги та по натисканню </w:t>
+      </w:r>
+      <w:r>
+        <w:rPr>
+          <w:sz w:val="32"/>
+          <w:szCs w:val="32"/>
+          <w:lang w:val="en-US"/>
+        </w:rPr>
+        <w:t xml:space="preserve">SPACE </w:t>
+      </w:r>
+      <w:r>
+        <w:rPr>
+          <w:sz w:val="32"/>
+          <w:szCs w:val="32"/>
+        </w:rPr>
+        <w:t>гравець повертається в головне меню</w:t>
+      </w:r>
+    </w:p>
+    <w:p>
+      <w:pPr>
+        <w:rPr>
+          <w:b/>
+          <w:bCs/>
+          <w:sz w:val="32"/>
+          <w:szCs w:val="32"/>
+        </w:rPr>
+      </w:pPr>
+      <w:r>
+        <w:rPr>
+          <w:b/>
+          <w:bCs/>
+          <w:sz w:val="32"/>
+          <w:szCs w:val="32"/>
+        </w:rPr>
+        <w:t>Етап 8: Система збереження прогресу:</w:t>
+      </w:r>
+    </w:p>
+    <w:p>
+      <w:pPr>
+        <w:rPr>
+          <w:sz w:val="32"/>
+          <w:szCs w:val="32"/>
+          <w:lang w:val="ru-RU"/>
+        </w:rPr>
+      </w:pPr>
+      <w:r>
+        <w:rPr>
+          <w:sz w:val="32"/>
+          <w:szCs w:val="32"/>
+        </w:rPr>
+        <w:t xml:space="preserve">Прогрес зберігається у </w:t>
+      </w:r>
+      <w:r>
+        <w:rPr>
+          <w:sz w:val="32"/>
+          <w:szCs w:val="32"/>
+          <w:lang w:val="en-US"/>
+        </w:rPr>
+        <w:t>save</w:t>
+      </w:r>
+      <w:r>
+        <w:rPr>
+          <w:sz w:val="32"/>
+          <w:szCs w:val="32"/>
+        </w:rPr>
+        <w:t>.</w:t>
+      </w:r>
+      <w:r>
+        <w:rPr>
+          <w:sz w:val="32"/>
+          <w:szCs w:val="32"/>
+          <w:lang w:val="en-US"/>
+        </w:rPr>
+        <w:t>json</w:t>
+      </w:r>
+      <w:r>
+        <w:rPr>
+          <w:sz w:val="32"/>
+          <w:szCs w:val="32"/>
+        </w:rPr>
+        <w:t xml:space="preserve"> </w:t>
+      </w:r>
+      <w:r>
+        <w:rPr>
+          <w:sz w:val="32"/>
+          <w:szCs w:val="32"/>
+        </w:rPr>
+        <w:t>через м</w:t>
+      </w:r>
+      <w:r>
+        <w:rPr>
+          <w:sz w:val="32"/>
+          <w:szCs w:val="32"/>
+        </w:rPr>
+        <w:t>одуль</w:t>
+      </w:r>
+      <w:r>
+        <w:rPr>
+          <w:sz w:val="32"/>
+          <w:szCs w:val="32"/>
+        </w:rPr>
+        <w:t xml:space="preserve"> </w:t>
+      </w:r>
+      <w:r>
+        <w:rPr>
+          <w:sz w:val="32"/>
+          <w:szCs w:val="32"/>
+          <w:lang w:val="en-US"/>
+        </w:rPr>
+        <w:t>save</w:t>
+      </w:r>
+      <w:r>
+        <w:rPr>
+          <w:sz w:val="32"/>
+          <w:szCs w:val="32"/>
+        </w:rPr>
+        <w:t>_</w:t>
+      </w:r>
+      <w:r>
+        <w:rPr>
+          <w:sz w:val="32"/>
+          <w:szCs w:val="32"/>
+          <w:lang w:val="en-US"/>
+        </w:rPr>
+        <w:t>data</w:t>
+      </w:r>
+      <w:r>
+        <w:rPr>
+          <w:sz w:val="32"/>
+          <w:szCs w:val="32"/>
+        </w:rPr>
+        <w:t>.</w:t>
+      </w:r>
+      <w:r>
+        <w:rPr>
+          <w:sz w:val="32"/>
+          <w:szCs w:val="32"/>
+          <w:lang w:val="en-US"/>
+        </w:rPr>
+        <w:t>py</w:t>
+      </w:r>
+    </w:p>
+    <w:p>
+      <w:pPr>
+        <w:rPr>
+          <w:sz w:val="32"/>
+          <w:szCs w:val="32"/>
+        </w:rPr>
+      </w:pPr>
+      <w:r>
+        <w:rPr>
+          <w:sz w:val="32"/>
+          <w:szCs w:val="32"/>
+          <w:lang w:val="ru-RU"/>
+        </w:rPr>
+        <w:t>Р</w:t>
+      </w:r>
+      <w:r>
+        <w:rPr>
+          <w:sz w:val="32"/>
+          <w:szCs w:val="32"/>
+        </w:rPr>
+        <w:t>івні відкриваються поступово: при першому запуску доступний лише перший рівень, але після перемоги розблокується наступний</w:t>
+      </w:r>
+    </w:p>
+    <w:p>
+      <w:pPr>
+        <w:rPr>
+          <w:sz w:val="32"/>
+          <w:szCs w:val="32"/>
+        </w:rPr>
+      </w:pPr>
+      <w:r>
+        <w:rPr>
+          <w:sz w:val="32"/>
+          <w:szCs w:val="32"/>
+        </w:rPr>
+        <w:t xml:space="preserve">Відбувається автоматичне підвантаження </w:t>
+      </w:r>
+      <w:r>
+        <w:rPr>
+          <w:sz w:val="32"/>
+          <w:szCs w:val="32"/>
+        </w:rPr>
+        <w:t>відкритих рівнів</w:t>
+      </w:r>
+      <w:r>
+        <w:rPr>
+          <w:sz w:val="32"/>
+          <w:szCs w:val="32"/>
+        </w:rPr>
+        <w:t xml:space="preserve"> при запуску.</w:t>
+      </w:r>
+    </w:p>
+    <w:p>
+      <w:pPr>
+        <w:rPr>
+          <w:b/>
+          <w:bCs/>
+          <w:sz w:val="32"/>
+          <w:szCs w:val="32"/>
+        </w:rPr>
+      </w:pPr>
+      <w:r>
+        <w:rPr>
+          <w:b/>
+          <w:bCs/>
+          <w:sz w:val="32"/>
+          <w:szCs w:val="32"/>
+        </w:rPr>
+        <w:t>Етап 9: Головне меню</w:t>
+      </w:r>
+    </w:p>
+    <w:p>
+      <w:pPr>
+        <w:rPr>
+          <w:sz w:val="32"/>
+          <w:szCs w:val="32"/>
+        </w:rPr>
+      </w:pPr>
+      <w:r>
+        <w:rPr>
+          <w:sz w:val="32"/>
+          <w:szCs w:val="32"/>
+        </w:rPr>
+        <w:t xml:space="preserve">Меню реалізовано в окремому файлі. Також в </w:t>
+      </w:r>
+      <w:r>
+        <w:rPr>
+          <w:sz w:val="32"/>
+          <w:szCs w:val="32"/>
+          <w:lang w:val="en-US"/>
+        </w:rPr>
+        <w:t>pacman</w:t>
+      </w:r>
+      <w:r>
+        <w:rPr>
+          <w:sz w:val="32"/>
+          <w:szCs w:val="32"/>
+          <w:lang w:val="ru-RU"/>
+        </w:rPr>
+        <w:t>.</w:t>
+      </w:r>
+      <w:r>
+        <w:rPr>
+          <w:sz w:val="32"/>
+          <w:szCs w:val="32"/>
+          <w:lang w:val="en-US"/>
+        </w:rPr>
+        <w:t>py</w:t>
+      </w:r>
+      <w:r>
+        <w:rPr>
+          <w:sz w:val="32"/>
+          <w:szCs w:val="32"/>
+          <w:lang w:val="ru-RU"/>
+        </w:rPr>
+        <w:t xml:space="preserve"> </w:t>
+      </w:r>
+      <w:r>
+        <w:rPr>
+          <w:sz w:val="32"/>
+          <w:szCs w:val="32"/>
+        </w:rPr>
+        <w:t>створено два стани «</w:t>
+      </w:r>
+      <w:r>
+        <w:rPr>
+          <w:sz w:val="32"/>
+          <w:szCs w:val="32"/>
+          <w:lang w:val="en-US"/>
+        </w:rPr>
+        <w:t>menu</w:t>
+      </w:r>
+      <w:r>
+        <w:rPr>
+          <w:sz w:val="32"/>
+          <w:szCs w:val="32"/>
+        </w:rPr>
+        <w:t>»</w:t>
+      </w:r>
+      <w:r>
+        <w:rPr>
+          <w:sz w:val="32"/>
+          <w:szCs w:val="32"/>
+          <w:lang w:val="ru-RU"/>
+        </w:rPr>
+        <w:t xml:space="preserve"> </w:t>
+      </w:r>
+      <w:r>
+        <w:rPr>
+          <w:sz w:val="32"/>
+          <w:szCs w:val="32"/>
+          <w:lang w:val="ru-RU"/>
+        </w:rPr>
+        <w:t>та «</w:t>
+      </w:r>
+      <w:r>
+        <w:rPr>
+          <w:sz w:val="32"/>
+          <w:szCs w:val="32"/>
+          <w:lang w:val="en-US"/>
+        </w:rPr>
+        <w:t>game</w:t>
+      </w:r>
+      <w:r>
+        <w:rPr>
+          <w:sz w:val="32"/>
+          <w:szCs w:val="32"/>
+          <w:lang w:val="ru-RU"/>
+        </w:rPr>
+        <w:t>»</w:t>
+      </w:r>
+      <w:r>
+        <w:rPr>
+          <w:sz w:val="32"/>
+          <w:szCs w:val="32"/>
+          <w:lang w:val="ru-RU"/>
+        </w:rPr>
+        <w:t xml:space="preserve">. </w:t>
+      </w:r>
+      <w:r>
+        <w:rPr>
+          <w:sz w:val="32"/>
+          <w:szCs w:val="32"/>
+          <w:lang w:val="ru-RU"/>
+        </w:rPr>
+        <w:t>При першому запуску гра переходить в стан головного меню, де гравець може обрати р</w:t>
+      </w:r>
+      <w:r>
+        <w:rPr>
+          <w:sz w:val="32"/>
+          <w:szCs w:val="32"/>
+        </w:rPr>
+        <w:t>івень та розпочати гру, після чого стан змінеться та активується екран геймплею.</w:t>
+      </w:r>
+    </w:p>
+    <w:p>
+      <w:pPr>
+        <w:rPr>
+          <w:b/>
+          <w:bCs/>
+          <w:sz w:val="32"/>
+          <w:szCs w:val="32"/>
+        </w:rPr>
+      </w:pPr>
+      <w:r>
+        <w:rPr>
+          <w:b/>
+          <w:bCs/>
+          <w:sz w:val="32"/>
+          <w:szCs w:val="32"/>
+        </w:rPr>
+        <w:t>Етап 10: Музика</w:t>
+      </w:r>
+    </w:p>
+    <w:p>
+      <w:pPr>
+        <w:rPr>
+          <w:sz w:val="32"/>
+          <w:szCs w:val="32"/>
+        </w:rPr>
+      </w:pPr>
+      <w:r>
+        <w:rPr>
+          <w:sz w:val="32"/>
+          <w:szCs w:val="32"/>
+        </w:rPr>
+        <w:lastRenderedPageBreak/>
+        <w:t>До гри додано дві музичних композиції: для головного меню та для геймплею</w:t>
+      </w:r>
+    </w:p>
+    <w:p>
+      <w:pPr>
+        <w:rPr>
+          <w:sz w:val="32"/>
+          <w:szCs w:val="32"/>
+        </w:rPr>
+      </w:pPr>
+    </w:p>
+    <w:p>
+      <w:pPr>
+        <w:rPr>
+          <w:sz w:val="32"/>
+          <w:szCs w:val="32"/>
+        </w:rPr>
+      </w:pPr>
+      <w:r>
+        <w:rPr>
+          <w:sz w:val="32"/>
+          <w:szCs w:val="32"/>
+        </w:rPr>
+        <w:t>Після тестування та фіксу багів та проблем гра отримує свій фінальний вигляд:</w:t>
+      </w:r>
+    </w:p>
+    <w:p>
+      <w:pPr>
+        <w:rPr>
+          <w:sz w:val="32"/>
+          <w:szCs w:val="32"/>
+        </w:rPr>
+      </w:pPr>
+      <w:r>
+        <w:rPr>
+          <w:noProof/>
+          <w:sz w:val="32"/>
+          <w:szCs w:val="32"/>
+        </w:rPr>
+        <w:lastRenderedPageBreak/>
+        <w:drawing>
+          <wp:inline distT="0" distB="0" distL="0" distR="0" wp14:anchorId="2253E311" wp14:editId="565916D6">
+            <wp:extent cx="6152515" cy="6872605"/>
+            <wp:effectExtent l="0" t="0" r="635" b="4445"/>
+            <wp:docPr id="13" name="Picture 13"/>
+            <wp:cNvGraphicFramePr>
+              <a:graphicFrameLocks xmlns:a="http://schemas.openxmlformats.org/drawingml/2006/main" noChangeAspect="1"/>
+            </wp:cNvGraphicFramePr>
+            <a:graphic xmlns:a="http://schemas.openxmlformats.org/drawingml/2006/main">
+              <a:graphicData uri="http://schemas.openxmlformats.org/drawingml/2006/picture">
+                <pic:pic xmlns:pic="http://schemas.openxmlformats.org/drawingml/2006/picture">
+                  <pic:nvPicPr>
+                    <pic:cNvPr id="1" name=""/>
+                    <pic:cNvPicPr/>
+                  </pic:nvPicPr>
+                  <pic:blipFill>
+                    <a:blip r:embed="rId18"/>
+                    <a:stretch>
+                      <a:fillRect/>
+                    </a:stretch>
+                  </pic:blipFill>
+                  <pic:spPr>
+                    <a:xfrm>
+                      <a:off x="0" y="0"/>
+                      <a:ext cx="6152515" cy="6872605"/>
+                    </a:xfrm>
+                    <a:prstGeom prst="rect">
+                      <a:avLst/>
+                    </a:prstGeom>
+                  </pic:spPr>
+                </pic:pic>
+              </a:graphicData>
+            </a:graphic>
+          </wp:inline>
+        </w:drawing>
+      </w:r>
+      <w:r>
+        <w:rPr>
+          <w:noProof/>
+        </w:rPr>
+        <w:t xml:space="preserve"> </w:t>
+      </w:r>
+      <w:r>
+        <w:rPr>
+          <w:noProof/>
+          <w:sz w:val="32"/>
+          <w:szCs w:val="32"/>
+        </w:rPr>
+        <w:lastRenderedPageBreak/>
+        <w:drawing>
+          <wp:inline distT="0" distB="0" distL="0" distR="0" wp14:anchorId="553357CA" wp14:editId="4F592E8B">
+            <wp:extent cx="6152515" cy="6891020"/>
+            <wp:effectExtent l="0" t="0" r="635" b="5080"/>
+            <wp:docPr id="14" name="Picture 14"/>
+            <wp:cNvGraphicFramePr>
+              <a:graphicFrameLocks xmlns:a="http://schemas.openxmlformats.org/drawingml/2006/main" noChangeAspect="1"/>
+            </wp:cNvGraphicFramePr>
+            <a:graphic xmlns:a="http://schemas.openxmlformats.org/drawingml/2006/main">
+              <a:graphicData uri="http://schemas.openxmlformats.org/drawingml/2006/picture">
+                <pic:pic xmlns:pic="http://schemas.openxmlformats.org/drawingml/2006/picture">
+                  <pic:nvPicPr>
+                    <pic:cNvPr id="1" name=""/>
+                    <pic:cNvPicPr/>
+                  </pic:nvPicPr>
+                  <pic:blipFill>
+                    <a:blip r:embed="rId19"/>
+                    <a:stretch>
+                      <a:fillRect/>
+                    </a:stretch>
+                  </pic:blipFill>
+                  <pic:spPr>
+                    <a:xfrm>
+                      <a:off x="0" y="0"/>
                       <a:ext cx="6152515" cy="6891020"/>
                     </a:xfrm>
                     <a:prstGeom prst="rect">
@@ -3906,8 +3333,6 @@
           </wp:inline>
         </w:drawing>
       </w:r>
-      <w:bookmarkStart w:id="0" w:name="_GoBack"/>
-      <w:bookmarkEnd w:id="0"/>
     </w:p>
     <w:sectPr>
       <w:pgSz w:w="12240" w:h="15840"/>
@@ -4875,7 +4300,7 @@
 </file>
 
 <file path=customXml/itemProps1.xml><?xml version="1.0" encoding="utf-8"?>
-<ds:datastoreItem xmlns:ds="http://schemas.openxmlformats.org/officeDocument/2006/customXml" ds:itemID="{C38A1043-C427-4DD8-9356-C20B72A8F192}">
+<ds:datastoreItem xmlns:ds="http://schemas.openxmlformats.org/officeDocument/2006/customXml" ds:itemID="{A8B9052D-A663-4810-A4AA-958373B1787A}">
   <ds:schemaRefs>
     <ds:schemaRef ds:uri="http://schemas.openxmlformats.org/officeDocument/2006/bibliography"/>
   </ds:schemaRefs>
